--- a/svoyo-delo/대본/3부/07화_Konferentsiya.docx
+++ b/svoyo-delo/대본/3부/07화_Konferentsiya.docx
@@ -98,7 +98,7 @@
         <w:t xml:space="preserve"> </w:t>
       </w:r>
       <w:r>
-        <w:t xml:space="preserve">- 규칙: 지문 없음. 전 화 100% 「화자명: 대사」. 1턴 15단어 이내 + 긴 턴 10~15회(25~35단어). 문법 초점(B2): 학술 발표 화법(Вывод делайте сами. Я дала цифры), 가정법(Я бы так не сделал), 형동사(потерянные для наблюдения).</w:t>
+        <w:t xml:space="preserve">- 규칙: 지문 없음. 전 화 100% 「화자명: 대사」. 1턴 20단어 이내 + 긴 턴 10~15회(30~50단어). 문법 초점(B2): 학술 발표 화법(Вывод делайте сами. Я дала цифры), 가정법(Я бы так не сделал), 형동사(потерянные для наблюдения).</w:t>
       </w:r>
       <w:r>
         <w:t xml:space="preserve"> </w:t>
@@ -581,119 +581,119 @@
         <w:pStyle w:val="FirstParagraph"/>
       </w:pPr>
       <w:r>
-        <w:t xml:space="preserve">IRINA: Восемь утра. Выставка открывается в девять. «Северная Фарма» — стенд на сто метров.</w:t>
-      </w:r>
-    </w:p>
-    <w:p>
-      <w:pPr>
-        <w:pStyle w:val="BodyText"/>
-      </w:pPr>
-      <w:r>
-        <w:t xml:space="preserve">ALEKSEY: Сто метров. Кофе-бар, бархат, видео. А у нас?</w:t>
-      </w:r>
-    </w:p>
-    <w:p>
-      <w:pPr>
-        <w:pStyle w:val="BodyText"/>
-      </w:pPr>
-      <w:r>
-        <w:t xml:space="preserve">IRINA: А у нас — ноль метров. Стенд стоил шестьсот тысяч. Я отказала.</w:t>
-      </w:r>
-    </w:p>
-    <w:p>
-      <w:pPr>
-        <w:pStyle w:val="BodyText"/>
-      </w:pPr>
-      <w:r>
-        <w:t xml:space="preserve">OLGA: И правильно. Наш стенд — это доклад. Двенадцать ноль-ноль, научная секция, зал два.</w:t>
-      </w:r>
-    </w:p>
-    <w:p>
-      <w:pPr>
-        <w:pStyle w:val="BodyText"/>
-      </w:pPr>
-      <w:r>
-        <w:t xml:space="preserve">DIMA: Доклад Корниловой. Двадцать минут. Шестимесячные данные наблюдения.</w:t>
-      </w:r>
-    </w:p>
-    <w:p>
-      <w:pPr>
-        <w:pStyle w:val="BodyText"/>
-      </w:pPr>
-      <w:r>
-        <w:t xml:space="preserve">ALEKSEY: Двадцать минут против ста метров бархата.</w:t>
-      </w:r>
-    </w:p>
-    <w:p>
-      <w:pPr>
-        <w:pStyle w:val="BodyText"/>
-      </w:pPr>
-      <w:r>
-        <w:t xml:space="preserve">OLGA: Двадцать минут, которые нельзя купить. Доклад в научной секции не продаётся. Его выбирает комитет.</w:t>
-      </w:r>
-    </w:p>
-    <w:p>
-      <w:pPr>
-        <w:pStyle w:val="BodyText"/>
-      </w:pPr>
-      <w:r>
-        <w:t xml:space="preserve">DIMA: А симпозиум «Северной Фармы»?</w:t>
-      </w:r>
-    </w:p>
-    <w:p>
-      <w:pPr>
-        <w:pStyle w:val="BodyText"/>
-      </w:pPr>
-      <w:r>
-        <w:t xml:space="preserve">OLGA: Это другое. Симпозиум покупают. Там говорят то, что написал спонсор. Врачи это знают.</w:t>
-      </w:r>
-    </w:p>
-    <w:p>
-      <w:pPr>
-        <w:pStyle w:val="BodyText"/>
-      </w:pPr>
-      <w:r>
-        <w:t xml:space="preserve">ALEKSEY: Нам тоже предлагали симпозиум. Полтора миллиона.</w:t>
-      </w:r>
-    </w:p>
-    <w:p>
-      <w:pPr>
-        <w:pStyle w:val="BodyText"/>
-      </w:pPr>
-      <w:r>
-        <w:t xml:space="preserve">IRINA: И я отказала. Мы не покупаем врачей, которые говорят за нас. Пункт второй, расширенный.</w:t>
-      </w:r>
-    </w:p>
-    <w:p>
-      <w:pPr>
-        <w:pStyle w:val="BodyText"/>
-      </w:pPr>
-      <w:r>
-        <w:t xml:space="preserve">ALINA: Доброе утро! Я принесла бейджи. Корнилова уже здесь. С девятью слайдами вместо двадцати.</w:t>
-      </w:r>
-    </w:p>
-    <w:p>
-      <w:pPr>
-        <w:pStyle w:val="BodyText"/>
-      </w:pPr>
-      <w:r>
-        <w:t xml:space="preserve">ALEKSEY: Почему вместо двадцати?</w:t>
-      </w:r>
-    </w:p>
-    <w:p>
-      <w:pPr>
-        <w:pStyle w:val="BodyText"/>
-      </w:pPr>
-      <w:r>
-        <w:t xml:space="preserve">ALINA: Не знаю. Она злая. Сказала: «Позовите Воронцова. Срочно».</w:t>
-      </w:r>
-    </w:p>
-    <w:p>
-      <w:pPr>
-        <w:pStyle w:val="BodyText"/>
-      </w:pPr>
-      <w:r>
-        <w:t xml:space="preserve">ALEKSEY: Иду.</w:t>
+        <w:t xml:space="preserve">IRINA: Сейчас восемь утра, а выставка открывается в девять. У «Северной Фармы» стенд на сто метров.</w:t>
+      </w:r>
+    </w:p>
+    <w:p>
+      <w:pPr>
+        <w:pStyle w:val="BodyText"/>
+      </w:pPr>
+      <w:r>
+        <w:t xml:space="preserve">ALEKSEY: Сто метров, с кофе-баром, бархатом и видео. А что есть у нас?</w:t>
+      </w:r>
+    </w:p>
+    <w:p>
+      <w:pPr>
+        <w:pStyle w:val="BodyText"/>
+      </w:pPr>
+      <w:r>
+        <w:t xml:space="preserve">IRINA: А у нас ноль метров. Стенд стоил шестьсот тысяч, и я отказала.</w:t>
+      </w:r>
+    </w:p>
+    <w:p>
+      <w:pPr>
+        <w:pStyle w:val="BodyText"/>
+      </w:pPr>
+      <w:r>
+        <w:t xml:space="preserve">OLGA: И правильно сделали, потому что наш стенд — это доклад. Двенадцать ноль-ноль, научная секция, зал два.</w:t>
+      </w:r>
+    </w:p>
+    <w:p>
+      <w:pPr>
+        <w:pStyle w:val="BodyText"/>
+      </w:pPr>
+      <w:r>
+        <w:t xml:space="preserve">DIMA: Доклад Корниловой, двадцать минут, где она покажет шестимесячные данные наблюдения.</w:t>
+      </w:r>
+    </w:p>
+    <w:p>
+      <w:pPr>
+        <w:pStyle w:val="BodyText"/>
+      </w:pPr>
+      <w:r>
+        <w:t xml:space="preserve">ALEKSEY: Двадцать минут против ста метров бархата. Честно говоря, звучит не очень убедительно.</w:t>
+      </w:r>
+    </w:p>
+    <w:p>
+      <w:pPr>
+        <w:pStyle w:val="BodyText"/>
+      </w:pPr>
+      <w:r>
+        <w:t xml:space="preserve">OLGA: Это двадцать минут, которые нельзя купить. Доклад в научной секции не продаётся, его выбирает комитет.</w:t>
+      </w:r>
+    </w:p>
+    <w:p>
+      <w:pPr>
+        <w:pStyle w:val="BodyText"/>
+      </w:pPr>
+      <w:r>
+        <w:t xml:space="preserve">DIMA: А как же симпозиум «Северной Фармы»? Это разве не то же самое?</w:t>
+      </w:r>
+    </w:p>
+    <w:p>
+      <w:pPr>
+        <w:pStyle w:val="BodyText"/>
+      </w:pPr>
+      <w:r>
+        <w:t xml:space="preserve">OLGA: Нет, это другое. Симпозиум покупают, и там говорят то, что написал спонсор. Врачи это прекрасно знают.</w:t>
+      </w:r>
+    </w:p>
+    <w:p>
+      <w:pPr>
+        <w:pStyle w:val="BodyText"/>
+      </w:pPr>
+      <w:r>
+        <w:t xml:space="preserve">ALEKSEY: Нам ведь тоже предлагали симпозиум, за полтора миллиона.</w:t>
+      </w:r>
+    </w:p>
+    <w:p>
+      <w:pPr>
+        <w:pStyle w:val="BodyText"/>
+      </w:pPr>
+      <w:r>
+        <w:t xml:space="preserve">IRINA: И я отказала. Мы не покупаем врачей, которые говорят за нас. Это наш пункт второй, только расширенный.</w:t>
+      </w:r>
+    </w:p>
+    <w:p>
+      <w:pPr>
+        <w:pStyle w:val="BodyText"/>
+      </w:pPr>
+      <w:r>
+        <w:t xml:space="preserve">ALINA: Доброе утро! Я принесла бейджи. Корнилова уже здесь, но почему-то с девятью слайдами вместо двадцати.</w:t>
+      </w:r>
+    </w:p>
+    <w:p>
+      <w:pPr>
+        <w:pStyle w:val="BodyText"/>
+      </w:pPr>
+      <w:r>
+        <w:t xml:space="preserve">ALEKSEY: Почему вдруг вместо двадцати? Что случилось?</w:t>
+      </w:r>
+    </w:p>
+    <w:p>
+      <w:pPr>
+        <w:pStyle w:val="BodyText"/>
+      </w:pPr>
+      <w:r>
+        <w:t xml:space="preserve">ALINA: Не знаю, но она очень злая. Она сказала: «Позовите Воронцова. Срочно».</w:t>
+      </w:r>
+    </w:p>
+    <w:p>
+      <w:pPr>
+        <w:pStyle w:val="BodyText"/>
+      </w:pPr>
+      <w:r>
+        <w:t xml:space="preserve">ALEKSEY: Тогда я иду к ней прямо сейчас.</w:t>
       </w:r>
     </w:p>
     <w:bookmarkEnd w:id="21"/>
@@ -711,15 +711,15 @@
         <w:pStyle w:val="FirstParagraph"/>
       </w:pPr>
       <w:r>
-        <w:t xml:space="preserve">KORNILOVA: Алексей. Организаторы сократили мой доклад. С двадцати минут до десяти.</w:t>
-      </w:r>
-    </w:p>
-    <w:p>
-      <w:pPr>
-        <w:pStyle w:val="BodyText"/>
-      </w:pPr>
-      <w:r>
-        <w:t xml:space="preserve">ALEKSEY: Почему?</w:t>
+        <w:t xml:space="preserve">KORNILOVA: Алексей, организаторы сократили мой доклад с двадцати минут до десяти.</w:t>
+      </w:r>
+    </w:p>
+    <w:p>
+      <w:pPr>
+        <w:pStyle w:val="BodyText"/>
+      </w:pPr>
+      <w:r>
+        <w:t xml:space="preserve">ALEKSEY: Почему? Ведь программа была утверждена ещё месяц назад.</w:t>
       </w:r>
     </w:p>
     <w:p>
@@ -735,143 +735,143 @@
         <w:pStyle w:val="BodyText"/>
       </w:pPr>
       <w:r>
-        <w:t xml:space="preserve">ORGANIZER: Доброе утро. Симпозиум генерального спонсора затянулся. Мы сдвигаем научную секцию. Всем по десять минут.</w:t>
-      </w:r>
-    </w:p>
-    <w:p>
-      <w:pPr>
-        <w:pStyle w:val="BodyText"/>
-      </w:pPr>
-      <w:r>
-        <w:t xml:space="preserve">OLGA: Затянулся? Он ещё не начался. Он в одиннадцать.</w:t>
-      </w:r>
-    </w:p>
-    <w:p>
-      <w:pPr>
-        <w:pStyle w:val="BodyText"/>
-      </w:pPr>
-      <w:r>
-        <w:t xml:space="preserve">ORGANIZER: Он запланирован на сорок минут, а «Северная Фарма» просит шестьдесят. Генеральный спонсор.</w:t>
-      </w:r>
-    </w:p>
-    <w:p>
-      <w:pPr>
-        <w:pStyle w:val="BodyText"/>
-      </w:pPr>
-      <w:r>
-        <w:t xml:space="preserve">KORNILOVA: А научная секция платит за себя качеством. Вы двадцать лет в программном комитете.</w:t>
-      </w:r>
-    </w:p>
-    <w:p>
-      <w:pPr>
-        <w:pStyle w:val="BodyText"/>
-      </w:pPr>
-      <w:r>
-        <w:t xml:space="preserve">ORGANIZER: Елена Викторовна, я понимаю. Но спонсор…</w:t>
-      </w:r>
-    </w:p>
-    <w:p>
-      <w:pPr>
-        <w:pStyle w:val="BodyText"/>
-      </w:pPr>
-      <w:r>
-        <w:t xml:space="preserve">KORNILOVA: Спонсор платит за свой зал. Мой зал — научный. Если вы сокращаете науку ради рекламы, напишите это в программе. Крупно. Я прочитаю вслух в начале доклада.</w:t>
-      </w:r>
-    </w:p>
-    <w:p>
-      <w:pPr>
-        <w:pStyle w:val="BodyText"/>
-      </w:pPr>
-      <w:r>
-        <w:t xml:space="preserve">ORGANIZER: Вы этого не сделаете.</w:t>
-      </w:r>
-    </w:p>
-    <w:p>
-      <w:pPr>
-        <w:pStyle w:val="BodyText"/>
-      </w:pPr>
-      <w:r>
-        <w:t xml:space="preserve">KORNILOVA: Я тридцать лет говорю со сцены то, что думаю. Сделаю.</w:t>
-      </w:r>
-    </w:p>
-    <w:p>
-      <w:pPr>
-        <w:pStyle w:val="BodyText"/>
-      </w:pPr>
-      <w:r>
-        <w:t xml:space="preserve">ORGANIZER: Хорошо. Пятнадцать минут. Это максимум.</w:t>
-      </w:r>
-    </w:p>
-    <w:p>
-      <w:pPr>
-        <w:pStyle w:val="BodyText"/>
-      </w:pPr>
-      <w:r>
-        <w:t xml:space="preserve">KORNILOVA: Пятнадцать. И пять минут на вопросы. Без вопросов доклад — это реклама.</w:t>
-      </w:r>
-    </w:p>
-    <w:p>
-      <w:pPr>
-        <w:pStyle w:val="BodyText"/>
-      </w:pPr>
-      <w:r>
-        <w:t xml:space="preserve">ORGANIZER: Договорились. Но слайды — только девять.</w:t>
-      </w:r>
-    </w:p>
-    <w:p>
-      <w:pPr>
-        <w:pStyle w:val="BodyText"/>
-      </w:pPr>
-      <w:r>
-        <w:t xml:space="preserve">ALEKSEY: Елена Викторовна, можно посмотреть девять слайдов?</w:t>
-      </w:r>
-    </w:p>
-    <w:p>
-      <w:pPr>
-        <w:pStyle w:val="BodyText"/>
-      </w:pPr>
-      <w:r>
-        <w:t xml:space="preserve">KORNILOVA: Смотрите. Слайд девять — главный.</w:t>
-      </w:r>
-    </w:p>
-    <w:p>
-      <w:pPr>
-        <w:pStyle w:val="BodyText"/>
-      </w:pPr>
-      <w:r>
-        <w:t xml:space="preserve">ALEKSEY: «Нежелательные явления. Сто пациенток. Узелок — один. Отёк — четыре. Сосудистые — ноль». Узелок крупно. Красным.</w:t>
-      </w:r>
-    </w:p>
-    <w:p>
-      <w:pPr>
-        <w:pStyle w:val="BodyText"/>
-      </w:pPr>
-      <w:r>
-        <w:t xml:space="preserve">KORNILOVA: Пятьдесят восемь лет, кожа ноль семь, губная складка. Седьмая неделя. Гиалуронидаза, рассосался за два дня.</w:t>
-      </w:r>
-    </w:p>
-    <w:p>
-      <w:pPr>
-        <w:pStyle w:val="BodyText"/>
-      </w:pPr>
-      <w:r>
-        <w:t xml:space="preserve">ALEKSEY: Может, не красным? Половина зала — клиенты Волкова. Они увидят только красное.</w:t>
-      </w:r>
-    </w:p>
-    <w:p>
-      <w:pPr>
-        <w:pStyle w:val="BodyText"/>
-      </w:pPr>
-      <w:r>
-        <w:t xml:space="preserve">OLGA: Алексей Николаевич.</w:t>
-      </w:r>
-    </w:p>
-    <w:p>
-      <w:pPr>
-        <w:pStyle w:val="BodyText"/>
-      </w:pPr>
-      <w:r>
-        <w:t xml:space="preserve">ALEKSEY: Я просто спрашиваю.</w:t>
+        <w:t xml:space="preserve">ORGANIZER: Доброе утро. Симпозиум генерального спонсора затянулся, поэтому мы сдвигаем научную секцию. Всем дадим по десять минут.</w:t>
+      </w:r>
+    </w:p>
+    <w:p>
+      <w:pPr>
+        <w:pStyle w:val="BodyText"/>
+      </w:pPr>
+      <w:r>
+        <w:t xml:space="preserve">OLGA: Затянулся? Но он ещё даже не начался, он в одиннадцать.</w:t>
+      </w:r>
+    </w:p>
+    <w:p>
+      <w:pPr>
+        <w:pStyle w:val="BodyText"/>
+      </w:pPr>
+      <w:r>
+        <w:t xml:space="preserve">ORGANIZER: Он запланирован на сорок минут, а «Северная Фарма» просит шестьдесят. Это же генеральный спонсор.</w:t>
+      </w:r>
+    </w:p>
+    <w:p>
+      <w:pPr>
+        <w:pStyle w:val="BodyText"/>
+      </w:pPr>
+      <w:r>
+        <w:t xml:space="preserve">KORNILOVA: А научная секция платит за себя качеством. Вы двадцать лет в программном комитете и знаете это лучше меня.</w:t>
+      </w:r>
+    </w:p>
+    <w:p>
+      <w:pPr>
+        <w:pStyle w:val="BodyText"/>
+      </w:pPr>
+      <w:r>
+        <w:t xml:space="preserve">ORGANIZER: Елена Викторовна, я всё понимаю. Но спонсор…</w:t>
+      </w:r>
+    </w:p>
+    <w:p>
+      <w:pPr>
+        <w:pStyle w:val="BodyText"/>
+      </w:pPr>
+      <w:r>
+        <w:t xml:space="preserve">KORNILOVA: Спонсор платит за свой зал, а мой зал научный. Если вы сокращаете науку ради рекламы, напишите это в программе, крупно. Я прочитаю это вслух в начале доклада, чтобы все врачи в зале знали, кто сократил их время.</w:t>
+      </w:r>
+    </w:p>
+    <w:p>
+      <w:pPr>
+        <w:pStyle w:val="BodyText"/>
+      </w:pPr>
+      <w:r>
+        <w:t xml:space="preserve">ORGANIZER: Вы этого не сделаете, я вас знаю.</w:t>
+      </w:r>
+    </w:p>
+    <w:p>
+      <w:pPr>
+        <w:pStyle w:val="BodyText"/>
+      </w:pPr>
+      <w:r>
+        <w:t xml:space="preserve">KORNILOVA: Я тридцать лет говорю со сцены то, что думаю, так что сделаю.</w:t>
+      </w:r>
+    </w:p>
+    <w:p>
+      <w:pPr>
+        <w:pStyle w:val="BodyText"/>
+      </w:pPr>
+      <w:r>
+        <w:t xml:space="preserve">ORGANIZER: Хорошо, пятнадцать минут. Это максимум, больше я дать не могу.</w:t>
+      </w:r>
+    </w:p>
+    <w:p>
+      <w:pPr>
+        <w:pStyle w:val="BodyText"/>
+      </w:pPr>
+      <w:r>
+        <w:t xml:space="preserve">KORNILOVA: Пятнадцать, и ещё пять минут на вопросы. Без вопросов доклад — это реклама.</w:t>
+      </w:r>
+    </w:p>
+    <w:p>
+      <w:pPr>
+        <w:pStyle w:val="BodyText"/>
+      </w:pPr>
+      <w:r>
+        <w:t xml:space="preserve">ORGANIZER: Договорились. Но слайдов тогда будет только девять.</w:t>
+      </w:r>
+    </w:p>
+    <w:p>
+      <w:pPr>
+        <w:pStyle w:val="BodyText"/>
+      </w:pPr>
+      <w:r>
+        <w:t xml:space="preserve">ALEKSEY: Елена Викторовна, можно мне посмотреть эти девять слайдов?</w:t>
+      </w:r>
+    </w:p>
+    <w:p>
+      <w:pPr>
+        <w:pStyle w:val="BodyText"/>
+      </w:pPr>
+      <w:r>
+        <w:t xml:space="preserve">KORNILOVA: Смотрите. Слайд девять — главный, начните с него.</w:t>
+      </w:r>
+    </w:p>
+    <w:p>
+      <w:pPr>
+        <w:pStyle w:val="BodyText"/>
+      </w:pPr>
+      <w:r>
+        <w:t xml:space="preserve">ALEKSEY: «Нежелательные явления. Сто пациенток. Узелок — один. Отёк — четыре. Сосудистые — ноль». Узелок крупно, и красным.</w:t>
+      </w:r>
+    </w:p>
+    <w:p>
+      <w:pPr>
+        <w:pStyle w:val="BodyText"/>
+      </w:pPr>
+      <w:r>
+        <w:t xml:space="preserve">KORNILOVA: Пациентке пятьдесят восемь лет, кожа ноль семь, губная складка. Узелок на седьмой неделе, после гиалуронидазы рассосался за два дня.</w:t>
+      </w:r>
+    </w:p>
+    <w:p>
+      <w:pPr>
+        <w:pStyle w:val="BodyText"/>
+      </w:pPr>
+      <w:r>
+        <w:t xml:space="preserve">ALEKSEY: А может, не красным? Половина зала — клиенты Волкова, и они увидят только красное.</w:t>
+      </w:r>
+    </w:p>
+    <w:p>
+      <w:pPr>
+        <w:pStyle w:val="BodyText"/>
+      </w:pPr>
+      <w:r>
+        <w:t xml:space="preserve">OLGA: Алексей Николаевич, вы сейчас серьёзно?</w:t>
+      </w:r>
+    </w:p>
+    <w:p>
+      <w:pPr>
+        <w:pStyle w:val="BodyText"/>
+      </w:pPr>
+      <w:r>
+        <w:t xml:space="preserve">ALEKSEY: Я просто спрашиваю, не более того.</w:t>
       </w:r>
     </w:p>
     <w:p>
@@ -887,103 +887,103 @@
         <w:pStyle w:val="BodyText"/>
       </w:pPr>
       <w:r>
-        <w:t xml:space="preserve">OLGA: Как резюме на второй странице. Назарова это оценила.</w:t>
-      </w:r>
-    </w:p>
-    <w:p>
-      <w:pPr>
-        <w:pStyle w:val="BodyText"/>
-      </w:pPr>
-      <w:r>
-        <w:t xml:space="preserve">KORNILOVA: Назарова будет в зале. Я видела её в списке. Третий ряд.</w:t>
-      </w:r>
-    </w:p>
-    <w:p>
-      <w:pPr>
-        <w:pStyle w:val="BodyText"/>
-      </w:pPr>
-      <w:r>
-        <w:t xml:space="preserve">ALEKSEY: Назарова? На коммерческом конгрессе?</w:t>
-      </w:r>
-    </w:p>
-    <w:p>
-      <w:pPr>
-        <w:pStyle w:val="BodyText"/>
-      </w:pPr>
-      <w:r>
-        <w:t xml:space="preserve">KORNILOVA: Она приходит на научную секцию каждый год. Слушает. Задаёт один вопрос. Уходит.</w:t>
-      </w:r>
-    </w:p>
-    <w:p>
-      <w:pPr>
-        <w:pStyle w:val="BodyText"/>
-      </w:pPr>
-      <w:r>
-        <w:t xml:space="preserve">DIMA: Один вопрос. Как Людмила Ивановна.</w:t>
-      </w:r>
-    </w:p>
-    <w:p>
-      <w:pPr>
-        <w:pStyle w:val="BodyText"/>
-      </w:pPr>
-      <w:r>
-        <w:t xml:space="preserve">KORNILOVA: Людмила научилась этому у меня. А я — у Назаровой. На этом же конгрессе.</w:t>
-      </w:r>
-    </w:p>
-    <w:p>
-      <w:pPr>
-        <w:pStyle w:val="BodyText"/>
-      </w:pPr>
-      <w:r>
-        <w:t xml:space="preserve">ALEKSEY: Хорошо. Красным. Простите, что спросил.</w:t>
-      </w:r>
-    </w:p>
-    <w:p>
-      <w:pPr>
-        <w:pStyle w:val="BodyText"/>
-      </w:pPr>
-      <w:r>
-        <w:t xml:space="preserve">KORNILOVA: Не извиняйтесь. Вы спросили как продавец. Я ответила как врач. Теперь вы знаете ответ на вопрос, который зададут вам клиенты Волкова. Отвечайте так же. Слово в слово.</w:t>
-      </w:r>
-    </w:p>
-    <w:p>
-      <w:pPr>
-        <w:pStyle w:val="BodyText"/>
-      </w:pPr>
-      <w:r>
-        <w:t xml:space="preserve">ALINA: Елена Викторовна, а кто будет отвечать на вопросы про курс? После доклада?</w:t>
-      </w:r>
-    </w:p>
-    <w:p>
-      <w:pPr>
-        <w:pStyle w:val="BodyText"/>
-      </w:pPr>
-      <w:r>
-        <w:t xml:space="preserve">KORNILOVA: Вы, Гарипова. Вы — второй преподаватель. Пора выходить к людям.</w:t>
-      </w:r>
-    </w:p>
-    <w:p>
-      <w:pPr>
-        <w:pStyle w:val="BodyText"/>
-      </w:pPr>
-      <w:r>
-        <w:t xml:space="preserve">ALINA: Я? Перед залом? Я никогда…</w:t>
-      </w:r>
-    </w:p>
-    <w:p>
-      <w:pPr>
-        <w:pStyle w:val="BodyText"/>
-      </w:pPr>
-      <w:r>
-        <w:t xml:space="preserve">KORNILOVA: Вы никогда не кололи этим гелем — и укололи. Вы никогда не преподавали — и преподаёте. Зал — то же самое. Медленно. Как говорит доктор Хан, хорошая рука — медленная. Хороший голос — тоже.</w:t>
-      </w:r>
-    </w:p>
-    <w:p>
-      <w:pPr>
-        <w:pStyle w:val="BodyText"/>
-      </w:pPr>
-      <w:r>
-        <w:t xml:space="preserve">ALINA: Медленно. Хорошо. Я пойду репетировать. В туалет. Там никого нет.</w:t>
+        <w:t xml:space="preserve">OLGA: Это как резюме на второй странице досье, которое Назарова так оценила.</w:t>
+      </w:r>
+    </w:p>
+    <w:p>
+      <w:pPr>
+        <w:pStyle w:val="BodyText"/>
+      </w:pPr>
+      <w:r>
+        <w:t xml:space="preserve">KORNILOVA: Кстати, Назарова будет в зале, я видела её в списке. Третий ряд.</w:t>
+      </w:r>
+    </w:p>
+    <w:p>
+      <w:pPr>
+        <w:pStyle w:val="BodyText"/>
+      </w:pPr>
+      <w:r>
+        <w:t xml:space="preserve">ALEKSEY: Назарова? На коммерческом конгрессе? Мне казалось, она такие места не любит.</w:t>
+      </w:r>
+    </w:p>
+    <w:p>
+      <w:pPr>
+        <w:pStyle w:val="BodyText"/>
+      </w:pPr>
+      <w:r>
+        <w:t xml:space="preserve">KORNILOVA: Она приходит на научную секцию каждый год. Слушает, задаёт один вопрос и уходит.</w:t>
+      </w:r>
+    </w:p>
+    <w:p>
+      <w:pPr>
+        <w:pStyle w:val="BodyText"/>
+      </w:pPr>
+      <w:r>
+        <w:t xml:space="preserve">DIMA: Один вопрос, как у Людмилы Ивановны на Рублёвке.</w:t>
+      </w:r>
+    </w:p>
+    <w:p>
+      <w:pPr>
+        <w:pStyle w:val="BodyText"/>
+      </w:pPr>
+      <w:r>
+        <w:t xml:space="preserve">KORNILOVA: Людмила научилась этому у меня, а я у Назаровой, на этом же конгрессе.</w:t>
+      </w:r>
+    </w:p>
+    <w:p>
+      <w:pPr>
+        <w:pStyle w:val="BodyText"/>
+      </w:pPr>
+      <w:r>
+        <w:t xml:space="preserve">ALEKSEY: Хорошо, пусть будет красным. Простите, что спросил.</w:t>
+      </w:r>
+    </w:p>
+    <w:p>
+      <w:pPr>
+        <w:pStyle w:val="BodyText"/>
+      </w:pPr>
+      <w:r>
+        <w:t xml:space="preserve">KORNILOVA: Не извиняйтесь. Вы спросили как продавец, а я ответила как врач. Теперь вы знаете ответ на вопрос, который зададут вам клиенты Волкова. Отвечайте так же, слово в слово, и не добавляйте ничего от себя.</w:t>
+      </w:r>
+    </w:p>
+    <w:p>
+      <w:pPr>
+        <w:pStyle w:val="BodyText"/>
+      </w:pPr>
+      <w:r>
+        <w:t xml:space="preserve">ALINA: Елена Викторовна, а кто будет отвечать на вопросы про курс после доклада?</w:t>
+      </w:r>
+    </w:p>
+    <w:p>
+      <w:pPr>
+        <w:pStyle w:val="BodyText"/>
+      </w:pPr>
+      <w:r>
+        <w:t xml:space="preserve">KORNILOVA: Вы, Гарипова. Вы второй преподаватель, и вам пора выходить к людям.</w:t>
+      </w:r>
+    </w:p>
+    <w:p>
+      <w:pPr>
+        <w:pStyle w:val="BodyText"/>
+      </w:pPr>
+      <w:r>
+        <w:t xml:space="preserve">ALINA: Я? Перед целым залом? Но я никогда…</w:t>
+      </w:r>
+    </w:p>
+    <w:p>
+      <w:pPr>
+        <w:pStyle w:val="BodyText"/>
+      </w:pPr>
+      <w:r>
+        <w:t xml:space="preserve">KORNILOVA: Вы никогда не кололи этим гелем — и укололи. Вы никогда не преподавали — и преподаёте. Зал — это то же самое. Говорите медленно. Как говорит доктор Хан, хорошая рука — медленная. Хороший голос — тоже.</w:t>
+      </w:r>
+    </w:p>
+    <w:p>
+      <w:pPr>
+        <w:pStyle w:val="BodyText"/>
+      </w:pPr>
+      <w:r>
+        <w:t xml:space="preserve">ALINA: Медленно, хорошо. Тогда я пойду репетировать в туалет, потому что там сейчас никого нет.</w:t>
       </w:r>
     </w:p>
     <w:bookmarkEnd w:id="22"/>
@@ -1001,239 +1001,239 @@
         <w:pStyle w:val="FirstParagraph"/>
       </w:pPr>
       <w:r>
-        <w:t xml:space="preserve">KORNILOVA: Добрый день, коллеги. У меня пятнадцать минут вместо двадцати. Поэтому сразу к главному. Слайд девять.</w:t>
-      </w:r>
-    </w:p>
-    <w:p>
-      <w:pPr>
-        <w:pStyle w:val="BodyText"/>
-      </w:pPr>
-      <w:r>
-        <w:t xml:space="preserve">ZHUKOV: С конца? Так не делают.</w:t>
-      </w:r>
-    </w:p>
-    <w:p>
-      <w:pPr>
-        <w:pStyle w:val="BodyText"/>
-      </w:pPr>
-      <w:r>
-        <w:t xml:space="preserve">KORNILOVA: Делают, если начало неинтересно. Шестимесячное наблюдение. Сто пациенток, три клиники. Сорок три — старше пятидесяти пяти, кожа тоньше миллиметра. Это группа риска. Я специально взяла её больше обычного. И вот что мы увидели.</w:t>
-      </w:r>
-    </w:p>
-    <w:p>
-      <w:pPr>
-        <w:pStyle w:val="BodyText"/>
-      </w:pPr>
-      <w:r>
-        <w:t xml:space="preserve">ZHUKOV: Узелок. Красным. Вы сами показываете осложнение своего геля?</w:t>
-      </w:r>
-    </w:p>
-    <w:p>
-      <w:pPr>
-        <w:pStyle w:val="BodyText"/>
-      </w:pPr>
-      <w:r>
-        <w:t xml:space="preserve">KORNILOVA: Это не мой гель. Я врач, а не дистрибьютор. Один на сто. Седьмая неделя.</w:t>
-      </w:r>
-    </w:p>
-    <w:p>
-      <w:pPr>
-        <w:pStyle w:val="BodyText"/>
-      </w:pPr>
-      <w:r>
-        <w:t xml:space="preserve">ZHUKOV: Один из ста — это много или мало?</w:t>
-      </w:r>
-    </w:p>
-    <w:p>
-      <w:pPr>
-        <w:pStyle w:val="BodyText"/>
-      </w:pPr>
-      <w:r>
-        <w:t xml:space="preserve">KORNILOVA: Это честно. В корейском исследовании было три на сто двадцать. У нас — один на сто, при вдвое большей доле тонкой кожи. Разница — в протоколе. Ультразвук, игла тридцать, медленно. Вывод делайте сами. Я дала цифры.</w:t>
-      </w:r>
-    </w:p>
-    <w:p>
-      <w:pPr>
-        <w:pStyle w:val="BodyText"/>
-      </w:pPr>
-      <w:r>
-        <w:t xml:space="preserve">ZHUKOV: А какие данные у других гелей? Вы сравниваете?</w:t>
-      </w:r>
-    </w:p>
-    <w:p>
-      <w:pPr>
-        <w:pStyle w:val="BodyText"/>
-      </w:pPr>
-      <w:r>
-        <w:t xml:space="preserve">KORNILOVA: Не могу. Другие дистрибьюторы данных не публикуют. Опубликуйте, доктор Жуков. Я приду слушать.</w:t>
-      </w:r>
-    </w:p>
-    <w:p>
-      <w:pPr>
-        <w:pStyle w:val="BodyText"/>
-      </w:pPr>
-      <w:r>
-        <w:t xml:space="preserve">ZHUKOV: Спасибо. Вопросов нет.</w:t>
-      </w:r>
-    </w:p>
-    <w:p>
-      <w:pPr>
-        <w:pStyle w:val="BodyText"/>
-      </w:pPr>
-      <w:r>
-        <w:t xml:space="preserve">KORNILOVA: Тогда дальше. Почему отёков четыре, а не сорок? Обучение. Ни один врач в наблюдении не колол без сертификата. Шесть модулей, экзамен. Один из девяти не сдал с первого раза.</w:t>
-      </w:r>
-    </w:p>
-    <w:p>
-      <w:pPr>
-        <w:pStyle w:val="BodyText"/>
-      </w:pPr>
-      <w:r>
-        <w:t xml:space="preserve">MAXIM: Это был я. Орлов. Можно реплику, Елена Викторовна?</w:t>
-      </w:r>
-    </w:p>
-    <w:p>
-      <w:pPr>
-        <w:pStyle w:val="BodyText"/>
-      </w:pPr>
-      <w:r>
-        <w:t xml:space="preserve">KORNILOVA: Можно. Тридцать секунд.</w:t>
-      </w:r>
-    </w:p>
-    <w:p>
-      <w:pPr>
-        <w:pStyle w:val="BodyText"/>
-      </w:pPr>
-      <w:r>
-        <w:t xml:space="preserve">MAXIM: Пятьсот процедур в год. Три европейских сертификата. И я не сдал на фантоме. Торопился. Пересдал через месяц. Сегодня у меня ноль отёков. Я думал, что умею. Я научился. Это разные вещи.</w:t>
-      </w:r>
-    </w:p>
-    <w:p>
-      <w:pPr>
-        <w:pStyle w:val="BodyText"/>
-      </w:pPr>
-      <w:r>
-        <w:t xml:space="preserve">KORNILOVA: Спасибо, Максим Андреевич. Тридцать секунд ровно. Это тоже результат обучения.</w:t>
-      </w:r>
-    </w:p>
-    <w:p>
-      <w:pPr>
-        <w:pStyle w:val="BodyText"/>
-      </w:pPr>
-      <w:r>
-        <w:t xml:space="preserve">ZHUKOV: Курс — это реклама дистрибьютора.</w:t>
-      </w:r>
-    </w:p>
-    <w:p>
-      <w:pPr>
-        <w:pStyle w:val="BodyText"/>
-      </w:pPr>
-      <w:r>
-        <w:t xml:space="preserve">KORNILOVA: Курс ведут три врача по договору с фиксированной ставкой. Ставка не зависит от продаж. Договоры может посмотреть любой. Гарипова, покажите. Копии у неё в папке, специально для таких вопросов.</w:t>
-      </w:r>
-    </w:p>
-    <w:p>
-      <w:pPr>
-        <w:pStyle w:val="BodyText"/>
-      </w:pPr>
-      <w:r>
-        <w:t xml:space="preserve">ALINA: Вот. Договор на преподавание. Ставка в день. Без процентов. Подпись, печать.</w:t>
-      </w:r>
-    </w:p>
-    <w:p>
-      <w:pPr>
-        <w:pStyle w:val="BodyText"/>
-      </w:pPr>
-      <w:r>
-        <w:t xml:space="preserve">ZHUKOV: Хм. Первый раз вижу, чтобы показывали договор с трибуны.</w:t>
-      </w:r>
-    </w:p>
-    <w:p>
-      <w:pPr>
-        <w:pStyle w:val="BodyText"/>
-      </w:pPr>
-      <w:r>
-        <w:t xml:space="preserve">KORNILOVA: Привыкайте. Время. Вопросы? Пять минут.</w:t>
-      </w:r>
-    </w:p>
-    <w:p>
-      <w:pPr>
-        <w:pStyle w:val="BodyText"/>
-      </w:pPr>
-      <w:r>
-        <w:t xml:space="preserve">NAZAROVA: Один вопрос. Назарова, экспертиза.</w:t>
-      </w:r>
-    </w:p>
-    <w:p>
-      <w:pPr>
-        <w:pStyle w:val="BodyText"/>
-      </w:pPr>
-      <w:r>
-        <w:t xml:space="preserve">KORNILOVA: Слушаю, Тамара Викторовна.</w:t>
-      </w:r>
-    </w:p>
-    <w:p>
-      <w:pPr>
-        <w:pStyle w:val="BodyText"/>
-      </w:pPr>
-      <w:r>
-        <w:t xml:space="preserve">NAZAROVA: Сорок три пациентки старше пятидесяти пяти. Сколько пришли на контроль на шестой неделе?</w:t>
-      </w:r>
-    </w:p>
-    <w:p>
-      <w:pPr>
-        <w:pStyle w:val="BodyText"/>
-      </w:pPr>
-      <w:r>
-        <w:t xml:space="preserve">KORNILOVA: Сорок одна. Две не пришли. Мы записали их как «потерянные для наблюдения».</w:t>
-      </w:r>
-    </w:p>
-    <w:p>
-      <w:pPr>
-        <w:pStyle w:val="BodyText"/>
-      </w:pPr>
-      <w:r>
-        <w:t xml:space="preserve">NAZAROVA: «Потерянные», а не «без осложнений». Правильно. Спасибо. Это всё.</w:t>
-      </w:r>
-    </w:p>
-    <w:p>
-      <w:pPr>
-        <w:pStyle w:val="BodyText"/>
-      </w:pPr>
-      <w:r>
-        <w:t xml:space="preserve">ZHUKOV: Кто это?</w:t>
-      </w:r>
-    </w:p>
-    <w:p>
-      <w:pPr>
-        <w:pStyle w:val="BodyText"/>
-      </w:pPr>
-      <w:r>
-        <w:t xml:space="preserve">ALINA: Эксперт, которая регистрировала этот гель. Она задаёт один вопрос в год.</w:t>
-      </w:r>
-    </w:p>
-    <w:p>
-      <w:pPr>
-        <w:pStyle w:val="BodyText"/>
-      </w:pPr>
-      <w:r>
-        <w:t xml:space="preserve">ZHUKOV: И какой у неё был вопрос в прошлом году?</w:t>
-      </w:r>
-    </w:p>
-    <w:p>
-      <w:pPr>
-        <w:pStyle w:val="BodyText"/>
-      </w:pPr>
-      <w:r>
-        <w:t xml:space="preserve">ALINA: Не знаю. Но в этом году — про двух потерянных пациенток. Не про узелок.</w:t>
-      </w:r>
-    </w:p>
-    <w:p>
-      <w:pPr>
-        <w:pStyle w:val="BodyText"/>
-      </w:pPr>
-      <w:r>
-        <w:t xml:space="preserve">KORNILOVA: Спасибо, коллеги. Курс — у Гариповой. Слайд девять — фотографируйте. Он для этого красный.</w:t>
+        <w:t xml:space="preserve">KORNILOVA: Добрый день, коллеги. У меня пятнадцать минут вместо двадцати, поэтому начну сразу с главного, со слайда девять.</w:t>
+      </w:r>
+    </w:p>
+    <w:p>
+      <w:pPr>
+        <w:pStyle w:val="BodyText"/>
+      </w:pPr>
+      <w:r>
+        <w:t xml:space="preserve">ZHUKOV: С конца? Простите, но так обычно не делают.</w:t>
+      </w:r>
+    </w:p>
+    <w:p>
+      <w:pPr>
+        <w:pStyle w:val="BodyText"/>
+      </w:pPr>
+      <w:r>
+        <w:t xml:space="preserve">KORNILOVA: Делают, если начало неинтересно. Шестимесячное наблюдение, сто пациенток, три клиники. Сорок три пациентки старше пятидесяти пяти, кожа тоньше миллиметра. Это группа риска, и я специально взяла её больше обычного. И вот что мы увидели.</w:t>
+      </w:r>
+    </w:p>
+    <w:p>
+      <w:pPr>
+        <w:pStyle w:val="BodyText"/>
+      </w:pPr>
+      <w:r>
+        <w:t xml:space="preserve">ZHUKOV: Узелок, причём красным. Вы сами показываете осложнение своего геля?</w:t>
+      </w:r>
+    </w:p>
+    <w:p>
+      <w:pPr>
+        <w:pStyle w:val="BodyText"/>
+      </w:pPr>
+      <w:r>
+        <w:t xml:space="preserve">KORNILOVA: Это не мой гель, я врач, а не дистрибьютор. Один случай на сто, на седьмой неделе.</w:t>
+      </w:r>
+    </w:p>
+    <w:p>
+      <w:pPr>
+        <w:pStyle w:val="BodyText"/>
+      </w:pPr>
+      <w:r>
+        <w:t xml:space="preserve">ZHUKOV: А один из ста — это, по-вашему, много или мало?</w:t>
+      </w:r>
+    </w:p>
+    <w:p>
+      <w:pPr>
+        <w:pStyle w:val="BodyText"/>
+      </w:pPr>
+      <w:r>
+        <w:t xml:space="preserve">KORNILOVA: Это честно. В корейском исследовании было три на сто двадцать. У нас один на сто, при вдвое большей доле тонкой кожи. Разница — в протоколе: ультразвук, игла тридцать, медленно. Вывод делайте сами. Я дала цифры.</w:t>
+      </w:r>
+    </w:p>
+    <w:p>
+      <w:pPr>
+        <w:pStyle w:val="BodyText"/>
+      </w:pPr>
+      <w:r>
+        <w:t xml:space="preserve">ZHUKOV: А какие данные у других гелей? Вы их как-то сравниваете?</w:t>
+      </w:r>
+    </w:p>
+    <w:p>
+      <w:pPr>
+        <w:pStyle w:val="BodyText"/>
+      </w:pPr>
+      <w:r>
+        <w:t xml:space="preserve">KORNILOVA: Не могу, потому что другие дистрибьюторы данных не публикуют. Опубликуйте, доктор Жуков, и я приду слушать.</w:t>
+      </w:r>
+    </w:p>
+    <w:p>
+      <w:pPr>
+        <w:pStyle w:val="BodyText"/>
+      </w:pPr>
+      <w:r>
+        <w:t xml:space="preserve">ZHUKOV: Спасибо, больше вопросов у меня нет.</w:t>
+      </w:r>
+    </w:p>
+    <w:p>
+      <w:pPr>
+        <w:pStyle w:val="BodyText"/>
+      </w:pPr>
+      <w:r>
+        <w:t xml:space="preserve">KORNILOVA: Тогда дальше. Почему отёков четыре, а не сорок? Потому что обучение. Ни один врач в наблюдении не колол без сертификата: шесть модулей и экзамен. Один из девяти не сдал с первого раза.</w:t>
+      </w:r>
+    </w:p>
+    <w:p>
+      <w:pPr>
+        <w:pStyle w:val="BodyText"/>
+      </w:pPr>
+      <w:r>
+        <w:t xml:space="preserve">MAXIM: Это был я, Орлов. Елена Викторовна, можно мне короткую реплику?</w:t>
+      </w:r>
+    </w:p>
+    <w:p>
+      <w:pPr>
+        <w:pStyle w:val="BodyText"/>
+      </w:pPr>
+      <w:r>
+        <w:t xml:space="preserve">KORNILOVA: Можно, но только тридцать секунд.</w:t>
+      </w:r>
+    </w:p>
+    <w:p>
+      <w:pPr>
+        <w:pStyle w:val="BodyText"/>
+      </w:pPr>
+      <w:r>
+        <w:t xml:space="preserve">MAXIM: Пятьсот процедур в год, три европейских сертификата, и я не сдал на фантоме, потому что торопился. Пересдал через месяц. Сегодня у меня ноль отёков. Я думал, что умею, а теперь я научился. Это разные вещи.</w:t>
+      </w:r>
+    </w:p>
+    <w:p>
+      <w:pPr>
+        <w:pStyle w:val="BodyText"/>
+      </w:pPr>
+      <w:r>
+        <w:t xml:space="preserve">KORNILOVA: Спасибо, Максим Андреевич, ровно тридцать секунд. Это тоже результат обучения.</w:t>
+      </w:r>
+    </w:p>
+    <w:p>
+      <w:pPr>
+        <w:pStyle w:val="BodyText"/>
+      </w:pPr>
+      <w:r>
+        <w:t xml:space="preserve">ZHUKOV: Но ведь курс — это просто реклама дистрибьютора, разве нет?</w:t>
+      </w:r>
+    </w:p>
+    <w:p>
+      <w:pPr>
+        <w:pStyle w:val="BodyText"/>
+      </w:pPr>
+      <w:r>
+        <w:t xml:space="preserve">KORNILOVA: Курс ведут три врача по договору с фиксированной ставкой, и ставка не зависит от продаж. Договоры может посмотреть любой. Гарипова, покажите, пожалуйста. Копии у неё в папке, специально для таких вопросов.</w:t>
+      </w:r>
+    </w:p>
+    <w:p>
+      <w:pPr>
+        <w:pStyle w:val="BodyText"/>
+      </w:pPr>
+      <w:r>
+        <w:t xml:space="preserve">ALINA: Вот договор на преподавание: ставка в день, без процентов, подпись и печать.</w:t>
+      </w:r>
+    </w:p>
+    <w:p>
+      <w:pPr>
+        <w:pStyle w:val="BodyText"/>
+      </w:pPr>
+      <w:r>
+        <w:t xml:space="preserve">ZHUKOV: Хм. Первый раз вижу, чтобы договор показывали прямо с трибуны.</w:t>
+      </w:r>
+    </w:p>
+    <w:p>
+      <w:pPr>
+        <w:pStyle w:val="BodyText"/>
+      </w:pPr>
+      <w:r>
+        <w:t xml:space="preserve">KORNILOVA: Привыкайте. Время вышло, переходим к вопросам, у нас пять минут.</w:t>
+      </w:r>
+    </w:p>
+    <w:p>
+      <w:pPr>
+        <w:pStyle w:val="BodyText"/>
+      </w:pPr>
+      <w:r>
+        <w:t xml:space="preserve">NAZAROVA: У меня один вопрос. Назарова, экспертиза.</w:t>
+      </w:r>
+    </w:p>
+    <w:p>
+      <w:pPr>
+        <w:pStyle w:val="BodyText"/>
+      </w:pPr>
+      <w:r>
+        <w:t xml:space="preserve">KORNILOVA: Слушаю вас, Тамара Викторовна.</w:t>
+      </w:r>
+    </w:p>
+    <w:p>
+      <w:pPr>
+        <w:pStyle w:val="BodyText"/>
+      </w:pPr>
+      <w:r>
+        <w:t xml:space="preserve">NAZAROVA: Сорок три пациентки старше пятидесяти пяти. Сколько из них пришли на контроль на шестой неделе?</w:t>
+      </w:r>
+    </w:p>
+    <w:p>
+      <w:pPr>
+        <w:pStyle w:val="BodyText"/>
+      </w:pPr>
+      <w:r>
+        <w:t xml:space="preserve">KORNILOVA: Сорок одна, две не пришли. Мы записали их как «потерянные для наблюдения».</w:t>
+      </w:r>
+    </w:p>
+    <w:p>
+      <w:pPr>
+        <w:pStyle w:val="BodyText"/>
+      </w:pPr>
+      <w:r>
+        <w:t xml:space="preserve">NAZAROVA: «Потерянные», а не «без осложнений». Это правильно. Спасибо, у меня всё.</w:t>
+      </w:r>
+    </w:p>
+    <w:p>
+      <w:pPr>
+        <w:pStyle w:val="BodyText"/>
+      </w:pPr>
+      <w:r>
+        <w:t xml:space="preserve">ZHUKOV: Простите, а кто это такая?</w:t>
+      </w:r>
+    </w:p>
+    <w:p>
+      <w:pPr>
+        <w:pStyle w:val="BodyText"/>
+      </w:pPr>
+      <w:r>
+        <w:t xml:space="preserve">ALINA: Это эксперт, которая регистрировала этот гель. Она задаёт один вопрос в год.</w:t>
+      </w:r>
+    </w:p>
+    <w:p>
+      <w:pPr>
+        <w:pStyle w:val="BodyText"/>
+      </w:pPr>
+      <w:r>
+        <w:t xml:space="preserve">ZHUKOV: И какой же вопрос она задала в прошлом году?</w:t>
+      </w:r>
+    </w:p>
+    <w:p>
+      <w:pPr>
+        <w:pStyle w:val="BodyText"/>
+      </w:pPr>
+      <w:r>
+        <w:t xml:space="preserve">ALINA: Не знаю. Но в этом году она спросила про двух потерянных пациенток, а не про узелок.</w:t>
+      </w:r>
+    </w:p>
+    <w:p>
+      <w:pPr>
+        <w:pStyle w:val="BodyText"/>
+      </w:pPr>
+      <w:r>
+        <w:t xml:space="preserve">KORNILOVA: Спасибо, коллеги. Про курс спрашивайте у Гариповой. А слайд девять фотографируйте, он для этого и сделан красным.</w:t>
       </w:r>
     </w:p>
     <w:bookmarkEnd w:id="23"/>
@@ -1251,119 +1251,119 @@
         <w:pStyle w:val="FirstParagraph"/>
       </w:pPr>
       <w:r>
-        <w:t xml:space="preserve">VOLKOV: Алексей Николаевич? Сергей Волков. «Северная Фарма». Кофе? Наш, бесплатный. Не бойтесь, это не откат.</w:t>
-      </w:r>
-    </w:p>
-    <w:p>
-      <w:pPr>
-        <w:pStyle w:val="BodyText"/>
-      </w:pPr>
-      <w:r>
-        <w:t xml:space="preserve">ALEKSEY: Спасибо. Я принёс свой.</w:t>
-      </w:r>
-    </w:p>
-    <w:p>
-      <w:pPr>
-        <w:pStyle w:val="BodyText"/>
-      </w:pPr>
-      <w:r>
-        <w:t xml:space="preserve">VOLKOV: Слышал про вашу привычку. Дмитрий из Ярославля. Вся Москва знает историю с Вадимом.</w:t>
-      </w:r>
-    </w:p>
-    <w:p>
-      <w:pPr>
-        <w:pStyle w:val="BodyText"/>
-      </w:pPr>
-      <w:r>
-        <w:t xml:space="preserve">ALEKSEY: Москва маленькая.</w:t>
-      </w:r>
-    </w:p>
-    <w:p>
-      <w:pPr>
-        <w:pStyle w:val="BodyText"/>
-      </w:pPr>
-      <w:r>
-        <w:t xml:space="preserve">VOLKOV: Москва большая. Просто хорошие истории быстрые. Узелок красным — смело. Я бы так не сделал.</w:t>
-      </w:r>
-    </w:p>
-    <w:p>
-      <w:pPr>
-        <w:pStyle w:val="BodyText"/>
-      </w:pPr>
-      <w:r>
-        <w:t xml:space="preserve">ALEKSEY: Поэтому вы и не сделали. Сергей…</w:t>
-      </w:r>
-    </w:p>
-    <w:p>
-      <w:pPr>
-        <w:pStyle w:val="BodyText"/>
-      </w:pPr>
-      <w:r>
-        <w:t xml:space="preserve">VOLKOV: Сергей Павлович. Я старше на четырнадцать лет. Давайте к делу. Вы же это любите.</w:t>
-      </w:r>
-    </w:p>
-    <w:p>
-      <w:pPr>
-        <w:pStyle w:val="BodyText"/>
-      </w:pPr>
-      <w:r>
-        <w:t xml:space="preserve">ALEKSEY: Давайте.</w:t>
-      </w:r>
-    </w:p>
-    <w:p>
-      <w:pPr>
-        <w:pStyle w:val="BodyText"/>
-      </w:pPr>
-      <w:r>
-        <w:t xml:space="preserve">VOLKOV: У вас хороший продукт. Но у вас один менеджер и один склад в Подольске. У меня — тысяча двести человек и склады в сорока регионах. Отдайте мне дистрибуцию. Вы оставите себе учебный центр.</w:t>
-      </w:r>
-    </w:p>
-    <w:p>
-      <w:pPr>
-        <w:pStyle w:val="BodyText"/>
-      </w:pPr>
-      <w:r>
-        <w:t xml:space="preserve">ALEKSEY: А продавать будут ваши тысяча двести?</w:t>
-      </w:r>
-    </w:p>
-    <w:p>
-      <w:pPr>
-        <w:pStyle w:val="BodyText"/>
-      </w:pPr>
-      <w:r>
-        <w:t xml:space="preserve">VOLKOV: Конечно. Профессионалы. План, бонусы, мотивация.</w:t>
-      </w:r>
-    </w:p>
-    <w:p>
-      <w:pPr>
-        <w:pStyle w:val="BodyText"/>
-      </w:pPr>
-      <w:r>
-        <w:t xml:space="preserve">ALEKSEY: Процент от продаж?</w:t>
-      </w:r>
-    </w:p>
-    <w:p>
-      <w:pPr>
-        <w:pStyle w:val="BodyText"/>
-      </w:pPr>
-      <w:r>
-        <w:t xml:space="preserve">VOLKOV: Разумеется. Как везде.</w:t>
-      </w:r>
-    </w:p>
-    <w:p>
-      <w:pPr>
-        <w:pStyle w:val="BodyText"/>
-      </w:pPr>
-      <w:r>
-        <w:t xml:space="preserve">ALEKSEY: Тогда нет. Ваши менеджеры будут продавать врачам без сертификата в последнюю неделю квартала. Не потому что они плохие. Потому что так устроен процент. Мы это уже посчитали. В нашей компании это стоило нам утра.</w:t>
-      </w:r>
-    </w:p>
-    <w:p>
-      <w:pPr>
-        <w:pStyle w:val="BodyText"/>
-      </w:pPr>
-      <w:r>
-        <w:t xml:space="preserve">VOLKOV: Вы считаете, что сертификат важнее объёма?</w:t>
+        <w:t xml:space="preserve">VOLKOV: Алексей Николаевич? Сергей Волков, «Северная Фарма». Кофе? Наш, бесплатный. Не бойтесь, это не откат.</w:t>
+      </w:r>
+    </w:p>
+    <w:p>
+      <w:pPr>
+        <w:pStyle w:val="BodyText"/>
+      </w:pPr>
+      <w:r>
+        <w:t xml:space="preserve">ALEKSEY: Спасибо, но я принёс свой.</w:t>
+      </w:r>
+    </w:p>
+    <w:p>
+      <w:pPr>
+        <w:pStyle w:val="BodyText"/>
+      </w:pPr>
+      <w:r>
+        <w:t xml:space="preserve">VOLKOV: Слышал про вашу привычку. Дмитрий из Ярославля, и вся Москва знает историю с Вадимом.</w:t>
+      </w:r>
+    </w:p>
+    <w:p>
+      <w:pPr>
+        <w:pStyle w:val="BodyText"/>
+      </w:pPr>
+      <w:r>
+        <w:t xml:space="preserve">ALEKSEY: Значит, Москва действительно маленькая, как у нас любят говорить.</w:t>
+      </w:r>
+    </w:p>
+    <w:p>
+      <w:pPr>
+        <w:pStyle w:val="BodyText"/>
+      </w:pPr>
+      <w:r>
+        <w:t xml:space="preserve">VOLKOV: Москва большая, просто хорошие истории быстрые. Узелок красным — это смело. Я бы так не сделал.</w:t>
+      </w:r>
+    </w:p>
+    <w:p>
+      <w:pPr>
+        <w:pStyle w:val="BodyText"/>
+      </w:pPr>
+      <w:r>
+        <w:t xml:space="preserve">ALEKSEY: Поэтому вы так и не сделали. Сергей…</w:t>
+      </w:r>
+    </w:p>
+    <w:p>
+      <w:pPr>
+        <w:pStyle w:val="BodyText"/>
+      </w:pPr>
+      <w:r>
+        <w:t xml:space="preserve">VOLKOV: Сергей Павлович, я старше вас на четырнадцать лет. Давайте к делу, вы же это любите.</w:t>
+      </w:r>
+    </w:p>
+    <w:p>
+      <w:pPr>
+        <w:pStyle w:val="BodyText"/>
+      </w:pPr>
+      <w:r>
+        <w:t xml:space="preserve">ALEKSEY: Давайте, я только за.</w:t>
+      </w:r>
+    </w:p>
+    <w:p>
+      <w:pPr>
+        <w:pStyle w:val="BodyText"/>
+      </w:pPr>
+      <w:r>
+        <w:t xml:space="preserve">VOLKOV: У вас хороший продукт, но у вас один менеджер и один склад в Подольске. У меня тысяча двести человек и склады в сорока регионах. Отдайте мне дистрибуцию. Вы оставите себе учебный центр, а я сделаю так, что ваш гель будет в каждом городе.</w:t>
+      </w:r>
+    </w:p>
+    <w:p>
+      <w:pPr>
+        <w:pStyle w:val="BodyText"/>
+      </w:pPr>
+      <w:r>
+        <w:t xml:space="preserve">ALEKSEY: А продавать будут ваши тысяча двести человек?</w:t>
+      </w:r>
+    </w:p>
+    <w:p>
+      <w:pPr>
+        <w:pStyle w:val="BodyText"/>
+      </w:pPr>
+      <w:r>
+        <w:t xml:space="preserve">VOLKOV: Конечно. Это профессионалы: план, бонусы, мотивация.</w:t>
+      </w:r>
+    </w:p>
+    <w:p>
+      <w:pPr>
+        <w:pStyle w:val="BodyText"/>
+      </w:pPr>
+      <w:r>
+        <w:t xml:space="preserve">ALEKSEY: А бонус у них — процент от продаж?</w:t>
+      </w:r>
+    </w:p>
+    <w:p>
+      <w:pPr>
+        <w:pStyle w:val="BodyText"/>
+      </w:pPr>
+      <w:r>
+        <w:t xml:space="preserve">VOLKOV: Разумеется, как и везде.</w:t>
+      </w:r>
+    </w:p>
+    <w:p>
+      <w:pPr>
+        <w:pStyle w:val="BodyText"/>
+      </w:pPr>
+      <w:r>
+        <w:t xml:space="preserve">ALEKSEY: Тогда нет. Ваши менеджеры будут продавать врачам без сертификата в последнюю неделю квартала. Не потому что они плохие, а потому что так устроен процент. Мы это уже посчитали, и в нашей компании это стоило нам одного утра.</w:t>
+      </w:r>
+    </w:p>
+    <w:p>
+      <w:pPr>
+        <w:pStyle w:val="BodyText"/>
+      </w:pPr>
+      <w:r>
+        <w:t xml:space="preserve">VOLKOV: Вы правда считаете, что сертификат важнее объёма?</w:t>
       </w:r>
     </w:p>
     <w:p>
@@ -1379,71 +1379,71 @@
         <w:pStyle w:val="BodyText"/>
       </w:pPr>
       <w:r>
-        <w:t xml:space="preserve">VOLKOV: Красиво. Молодой человек, вы продаёте честность. Хороший товар. Редкий. Но у честности есть цена. Посмотрим, сколько она стоит, когда у вас будет не тридцать клиник, а три тысячи.</w:t>
-      </w:r>
-    </w:p>
-    <w:p>
-      <w:pPr>
-        <w:pStyle w:val="BodyText"/>
-      </w:pPr>
-      <w:r>
-        <w:t xml:space="preserve">OLGA: Сергей Павлович, здравствуйте. Миронова. Мы встречались. Двенадцать лет назад, на этом же конгрессе.</w:t>
-      </w:r>
-    </w:p>
-    <w:p>
-      <w:pPr>
-        <w:pStyle w:val="BodyText"/>
-      </w:pPr>
-      <w:r>
-        <w:t xml:space="preserve">VOLKOV: Ольга Петровна! Помню. Вы тогда работали у немцев. Отказали мне в каком-то партнёрстве.</w:t>
-      </w:r>
-    </w:p>
-    <w:p>
-      <w:pPr>
-        <w:pStyle w:val="BodyText"/>
-      </w:pPr>
-      <w:r>
-        <w:t xml:space="preserve">OLGA: Отказала. И сейчас откажу, если спросите. Мы маленькие. Нам нравится.</w:t>
-      </w:r>
-    </w:p>
-    <w:p>
-      <w:pPr>
-        <w:pStyle w:val="BodyText"/>
-      </w:pPr>
-      <w:r>
-        <w:t xml:space="preserve">VOLKOV: Маленьким нравится, пока они маленькие. Вот моя визитка. Через два года вы мне позвоните. Сами.</w:t>
-      </w:r>
-    </w:p>
-    <w:p>
-      <w:pPr>
-        <w:pStyle w:val="BodyText"/>
-      </w:pPr>
-      <w:r>
-        <w:t xml:space="preserve">ALEKSEY: Мне так уже говорили. «Через год вспомнишь меня». Тоже с визиткой.</w:t>
-      </w:r>
-    </w:p>
-    <w:p>
-      <w:pPr>
-        <w:pStyle w:val="BodyText"/>
-      </w:pPr>
-      <w:r>
-        <w:t xml:space="preserve">VOLKOV: Кто?</w:t>
-      </w:r>
-    </w:p>
-    <w:p>
-      <w:pPr>
-        <w:pStyle w:val="BodyText"/>
-      </w:pPr>
-      <w:r>
-        <w:t xml:space="preserve">ALEKSEY: Стас. Серый поставщик. Его визитка лежит в нашем журнале отклонений. Вашу я положу в другое место. В «Клиенты». Строка три. «Не наш клиент. Пока». Это комплимент.</w:t>
-      </w:r>
-    </w:p>
-    <w:p>
-      <w:pPr>
-        <w:pStyle w:val="BodyText"/>
-      </w:pPr>
-      <w:r>
-        <w:t xml:space="preserve">VOLKOV: «Пока». Хорошее слово. Мне нравится. До встречи, Алексей Николаевич. Через два года.</w:t>
+        <w:t xml:space="preserve">VOLKOV: Красиво. Молодой человек, вы продаёте честность, а это хороший и редкий товар. Но у честности есть цена. Посмотрим, сколько она стоит, когда у вас будет не тридцать клиник, а три тысячи.</w:t>
+      </w:r>
+    </w:p>
+    <w:p>
+      <w:pPr>
+        <w:pStyle w:val="BodyText"/>
+      </w:pPr>
+      <w:r>
+        <w:t xml:space="preserve">OLGA: Сергей Павлович, здравствуйте, я Миронова. Мы встречались двенадцать лет назад, на этом же конгрессе.</w:t>
+      </w:r>
+    </w:p>
+    <w:p>
+      <w:pPr>
+        <w:pStyle w:val="BodyText"/>
+      </w:pPr>
+      <w:r>
+        <w:t xml:space="preserve">VOLKOV: Ольга Петровна! Помню. Вы тогда работали у немцев и отказали мне в каком-то партнёрстве.</w:t>
+      </w:r>
+    </w:p>
+    <w:p>
+      <w:pPr>
+        <w:pStyle w:val="BodyText"/>
+      </w:pPr>
+      <w:r>
+        <w:t xml:space="preserve">OLGA: Отказала, и сейчас откажу, если спросите. Мы маленькие, и нам это нравится.</w:t>
+      </w:r>
+    </w:p>
+    <w:p>
+      <w:pPr>
+        <w:pStyle w:val="BodyText"/>
+      </w:pPr>
+      <w:r>
+        <w:t xml:space="preserve">VOLKOV: Маленьким нравится, пока они маленькие. Вот моя визитка. Через два года вы мне позвоните, сами.</w:t>
+      </w:r>
+    </w:p>
+    <w:p>
+      <w:pPr>
+        <w:pStyle w:val="BodyText"/>
+      </w:pPr>
+      <w:r>
+        <w:t xml:space="preserve">ALEKSEY: Мне так уже говорили: «Через год вспомнишь меня». И тоже давали визитку.</w:t>
+      </w:r>
+    </w:p>
+    <w:p>
+      <w:pPr>
+        <w:pStyle w:val="BodyText"/>
+      </w:pPr>
+      <w:r>
+        <w:t xml:space="preserve">VOLKOV: Интересно, и кто же вам это говорил?</w:t>
+      </w:r>
+    </w:p>
+    <w:p>
+      <w:pPr>
+        <w:pStyle w:val="BodyText"/>
+      </w:pPr>
+      <w:r>
+        <w:t xml:space="preserve">ALEKSEY: Стас, серый поставщик. Его визитка лежит в нашем журнале отклонений. Вашу я положу в другое место, в «Клиенты», строка три: «Не наш клиент. Пока». Это комплимент, Сергей Павлович, потому что Стас у нас записан совсем в другом месте.</w:t>
+      </w:r>
+    </w:p>
+    <w:p>
+      <w:pPr>
+        <w:pStyle w:val="BodyText"/>
+      </w:pPr>
+      <w:r>
+        <w:t xml:space="preserve">VOLKOV: «Пока». Хорошее слово, мне нравится. До встречи, Алексей Николаевич. Через два года.</w:t>
       </w:r>
     </w:p>
     <w:bookmarkEnd w:id="24"/>
@@ -1461,119 +1461,119 @@
         <w:pStyle w:val="FirstParagraph"/>
       </w:pPr>
       <w:r>
-        <w:t xml:space="preserve">DIMA: Итог конгресса. Тридцать четыре врача записались на курс. После доклада. За два часа.</w:t>
-      </w:r>
-    </w:p>
-    <w:p>
-      <w:pPr>
-        <w:pStyle w:val="BodyText"/>
-      </w:pPr>
-      <w:r>
-        <w:t xml:space="preserve">IRINA: Тридцать четыре. Группы по шесть. Это шесть групп. Лист ожидания — до сентября.</w:t>
-      </w:r>
-    </w:p>
-    <w:p>
-      <w:pPr>
-        <w:pStyle w:val="BodyText"/>
-      </w:pPr>
-      <w:r>
-        <w:t xml:space="preserve">ALINA: Я могу вести вторую группу параллельно. Если Елена Викторовна разрешит.</w:t>
-      </w:r>
-    </w:p>
-    <w:p>
-      <w:pPr>
-        <w:pStyle w:val="BodyText"/>
-      </w:pPr>
-      <w:r>
-        <w:t xml:space="preserve">OLGA: Разрешит. Вы сегодня ответили на вопрос из зала. Голос дрожал, но слова — нет.</w:t>
-      </w:r>
-    </w:p>
-    <w:p>
-      <w:pPr>
-        <w:pStyle w:val="BodyText"/>
-      </w:pPr>
-      <w:r>
-        <w:t xml:space="preserve">ALINA: Я показала договор. Это было проще, чем говорить.</w:t>
-      </w:r>
-    </w:p>
-    <w:p>
-      <w:pPr>
-        <w:pStyle w:val="BodyText"/>
-      </w:pPr>
-      <w:r>
-        <w:t xml:space="preserve">ALEKSEY: Звонок. Корнилова. Слушаю, Елена Викторовна.</w:t>
-      </w:r>
-    </w:p>
-    <w:p>
-      <w:pPr>
-        <w:pStyle w:val="BodyText"/>
-      </w:pPr>
-      <w:r>
-        <w:t xml:space="preserve">KORNILOVA: Алексей, одна новость. Назарова остановила меня в коридоре. Сказала одну фразу.</w:t>
-      </w:r>
-    </w:p>
-    <w:p>
-      <w:pPr>
-        <w:pStyle w:val="BodyText"/>
-      </w:pPr>
-      <w:r>
-        <w:t xml:space="preserve">ALEKSEY: Какую?</w:t>
-      </w:r>
-    </w:p>
-    <w:p>
-      <w:pPr>
-        <w:pStyle w:val="BodyText"/>
-      </w:pPr>
-      <w:r>
-        <w:t xml:space="preserve">KORNILOVA: «Слайд девять — правильный. Двое потерянных — тоже». И ушла. Как всегда.</w:t>
-      </w:r>
-    </w:p>
-    <w:p>
-      <w:pPr>
-        <w:pStyle w:val="BodyText"/>
-      </w:pPr>
-      <w:r>
-        <w:t xml:space="preserve">OLGA: От Назаровой это не похвала. Это орден. Второй.</w:t>
-      </w:r>
-    </w:p>
-    <w:p>
-      <w:pPr>
-        <w:pStyle w:val="BodyText"/>
-      </w:pPr>
-      <w:r>
-        <w:t xml:space="preserve">ALEKSEY: Елена Викторовна, а Волков?</w:t>
-      </w:r>
-    </w:p>
-    <w:p>
-      <w:pPr>
-        <w:pStyle w:val="BodyText"/>
-      </w:pPr>
-      <w:r>
-        <w:t xml:space="preserve">KORNILOVA: Волков подошёл ко мне после вас. Предложил стать лицом их нового геля. Сказал: «Вы же любите честность — будете честным лицом». Двадцать лет мне такого не предлагали.</w:t>
-      </w:r>
-    </w:p>
-    <w:p>
-      <w:pPr>
-        <w:pStyle w:val="BodyText"/>
-      </w:pPr>
-      <w:r>
-        <w:t xml:space="preserve">ALEKSEY: И?</w:t>
-      </w:r>
-    </w:p>
-    <w:p>
-      <w:pPr>
-        <w:pStyle w:val="BodyText"/>
-      </w:pPr>
-      <w:r>
-        <w:t xml:space="preserve">KORNILOVA: Я сказала, что у меня уже есть лицо. Своё. И оно не продаётся. Даже честно.</w:t>
-      </w:r>
-    </w:p>
-    <w:p>
-      <w:pPr>
-        <w:pStyle w:val="BodyText"/>
-      </w:pPr>
-      <w:r>
-        <w:t xml:space="preserve">ALEKSEY: Наш стенд сегодня — доклад и слайд девять. Ноль метров бархата. И Волков, который заметил нас. Ольга Петровна, вы говорили: когда заметит — будет интереснее. Стало. Давайте по делу.</w:t>
+        <w:t xml:space="preserve">DIMA: Итог конгресса: после доклада тридцать четыре врача записались на курс, и всего за два часа.</w:t>
+      </w:r>
+    </w:p>
+    <w:p>
+      <w:pPr>
+        <w:pStyle w:val="BodyText"/>
+      </w:pPr>
+      <w:r>
+        <w:t xml:space="preserve">IRINA: Тридцать четыре при группах по шесть — это шесть групп. Лист ожидания растянется до сентября.</w:t>
+      </w:r>
+    </w:p>
+    <w:p>
+      <w:pPr>
+        <w:pStyle w:val="BodyText"/>
+      </w:pPr>
+      <w:r>
+        <w:t xml:space="preserve">ALINA: Я могу вести вторую группу параллельно, если Елена Викторовна разрешит.</w:t>
+      </w:r>
+    </w:p>
+    <w:p>
+      <w:pPr>
+        <w:pStyle w:val="BodyText"/>
+      </w:pPr>
+      <w:r>
+        <w:t xml:space="preserve">OLGA: Разрешит. Вы сегодня ответили на вопрос из зала, и хотя голос дрожал, слова не дрожали.</w:t>
+      </w:r>
+    </w:p>
+    <w:p>
+      <w:pPr>
+        <w:pStyle w:val="BodyText"/>
+      </w:pPr>
+      <w:r>
+        <w:t xml:space="preserve">ALINA: Я просто показала договор, а это было проще, чем говорить.</w:t>
+      </w:r>
+    </w:p>
+    <w:p>
+      <w:pPr>
+        <w:pStyle w:val="BodyText"/>
+      </w:pPr>
+      <w:r>
+        <w:t xml:space="preserve">ALEKSEY: О, звонок от Корниловой. Слушаю вас, Елена Викторовна.</w:t>
+      </w:r>
+    </w:p>
+    <w:p>
+      <w:pPr>
+        <w:pStyle w:val="BodyText"/>
+      </w:pPr>
+      <w:r>
+        <w:t xml:space="preserve">KORNILOVA: Алексей, у меня одна новость. Назарова остановила меня в коридоре и сказала одну фразу.</w:t>
+      </w:r>
+    </w:p>
+    <w:p>
+      <w:pPr>
+        <w:pStyle w:val="BodyText"/>
+      </w:pPr>
+      <w:r>
+        <w:t xml:space="preserve">ALEKSEY: Какую? Не томите, пожалуйста.</w:t>
+      </w:r>
+    </w:p>
+    <w:p>
+      <w:pPr>
+        <w:pStyle w:val="BodyText"/>
+      </w:pPr>
+      <w:r>
+        <w:t xml:space="preserve">KORNILOVA: «Слайд девять — правильный. Двое потерянных — тоже». И ушла, как всегда.</w:t>
+      </w:r>
+    </w:p>
+    <w:p>
+      <w:pPr>
+        <w:pStyle w:val="BodyText"/>
+      </w:pPr>
+      <w:r>
+        <w:t xml:space="preserve">OLGA: От Назаровой это не похвала, а орден. Причём уже второй.</w:t>
+      </w:r>
+    </w:p>
+    <w:p>
+      <w:pPr>
+        <w:pStyle w:val="BodyText"/>
+      </w:pPr>
+      <w:r>
+        <w:t xml:space="preserve">ALEKSEY: Елена Викторовна, а что было с Волковым?</w:t>
+      </w:r>
+    </w:p>
+    <w:p>
+      <w:pPr>
+        <w:pStyle w:val="BodyText"/>
+      </w:pPr>
+      <w:r>
+        <w:t xml:space="preserve">KORNILOVA: Волков подошёл ко мне после вас и предложил стать лицом их нового геля. Сказал: «Вы же любите честность — будете честным лицом». Двадцать лет мне такого не предлагали, и, честно говоря, я даже растерялась.</w:t>
+      </w:r>
+    </w:p>
+    <w:p>
+      <w:pPr>
+        <w:pStyle w:val="BodyText"/>
+      </w:pPr>
+      <w:r>
+        <w:t xml:space="preserve">ALEKSEY: И что вы ему ответили?</w:t>
+      </w:r>
+    </w:p>
+    <w:p>
+      <w:pPr>
+        <w:pStyle w:val="BodyText"/>
+      </w:pPr>
+      <w:r>
+        <w:t xml:space="preserve">KORNILOVA: Я сказала, что у меня уже есть лицо, своё, и оно не продаётся. Даже честно.</w:t>
+      </w:r>
+    </w:p>
+    <w:p>
+      <w:pPr>
+        <w:pStyle w:val="BodyText"/>
+      </w:pPr>
+      <w:r>
+        <w:t xml:space="preserve">ALEKSEY: Наш стенд сегодня — доклад и слайд девять, ноль метров бархата. И Волков, который нас заметил. Ольга Петровна, вы говорили: когда заметит, будет интереснее. Вот и стало интереснее. Давайте по делу.</w:t>
       </w:r>
     </w:p>
     <w:p>
@@ -2736,7 +2736,7 @@
         <w:t xml:space="preserve"> </w:t>
       </w:r>
       <w:r>
-        <w:t xml:space="preserve">부정적 데이터를 숨기지 말아야 하는 이유를 동료에게 설명하는 25~30단어 문장 만들기.</w:t>
+        <w:t xml:space="preserve">부정적 데이터를 숨기지 말아야 하는 이유를 동료에게 설명하는 30~50단어 발화 만들기.</w:t>
       </w:r>
     </w:p>
     <w:bookmarkEnd w:id="30"/>
@@ -3215,119 +3215,119 @@
         <w:pStyle w:val="FirstParagraph"/>
       </w:pPr>
       <w:r>
-        <w:t xml:space="preserve">이리나: 아침 8시. 전시는 9시에 열려요. 「세베르나야 파르마」 — 스탠드 100제곱미터.</w:t>
-      </w:r>
-    </w:p>
-    <w:p>
-      <w:pPr>
-        <w:pStyle w:val="BodyText"/>
-      </w:pPr>
-      <w:r>
-        <w:t xml:space="preserve">알렉세이: 100제곱미터. 커피 바, 벨벳, 영상. 우리는요?</w:t>
-      </w:r>
-    </w:p>
-    <w:p>
-      <w:pPr>
-        <w:pStyle w:val="BodyText"/>
-      </w:pPr>
-      <w:r>
-        <w:t xml:space="preserve">이리나: 우린 — 0제곱미터. 스탠드가 60만이었어요. 거절했어요.</w:t>
-      </w:r>
-    </w:p>
-    <w:p>
-      <w:pPr>
-        <w:pStyle w:val="BodyText"/>
-      </w:pPr>
-      <w:r>
-        <w:t xml:space="preserve">올가: 잘했어요. 우리 스탠드는 — 발표예요. 12시 정각, 학술 세션, 2번 홀.</w:t>
-      </w:r>
-    </w:p>
-    <w:p>
-      <w:pPr>
-        <w:pStyle w:val="BodyText"/>
-      </w:pPr>
-      <w:r>
-        <w:t xml:space="preserve">디마: 코르닐로바의 발표. 20분. 관찰 6개월 데이터.</w:t>
-      </w:r>
-    </w:p>
-    <w:p>
-      <w:pPr>
-        <w:pStyle w:val="BodyText"/>
-      </w:pPr>
-      <w:r>
-        <w:t xml:space="preserve">알렉세이: 벨벳 100제곱미터 대 20분.</w:t>
-      </w:r>
-    </w:p>
-    <w:p>
-      <w:pPr>
-        <w:pStyle w:val="BodyText"/>
-      </w:pPr>
-      <w:r>
-        <w:t xml:space="preserve">올가: 돈으로 살 수 없는 20분이죠. 학술 세션 발표는 안 팔아요. 위원회가 골라요.</w:t>
-      </w:r>
-    </w:p>
-    <w:p>
-      <w:pPr>
-        <w:pStyle w:val="BodyText"/>
-      </w:pPr>
-      <w:r>
-        <w:t xml:space="preserve">디마: 「세베르나야 파르마」 심포지엄은요?</w:t>
-      </w:r>
-    </w:p>
-    <w:p>
-      <w:pPr>
-        <w:pStyle w:val="BodyText"/>
-      </w:pPr>
-      <w:r>
-        <w:t xml:space="preserve">올가: 그건 달라요. 심포지엄은 사는 거예요. 거기선 스폰서가 쓴 대로 말하죠. 의사들도 알아요.</w:t>
-      </w:r>
-    </w:p>
-    <w:p>
-      <w:pPr>
-        <w:pStyle w:val="BodyText"/>
-      </w:pPr>
-      <w:r>
-        <w:t xml:space="preserve">알렉세이: 우리한테도 심포지엄 제안이 왔었어요. 150만.</w:t>
-      </w:r>
-    </w:p>
-    <w:p>
-      <w:pPr>
-        <w:pStyle w:val="BodyText"/>
-      </w:pPr>
-      <w:r>
-        <w:t xml:space="preserve">이리나: 그것도 거절했어요. 우린 우리 대신 말해 줄 의사를 사지 않아요. 2항, 확장판.</w:t>
-      </w:r>
-    </w:p>
-    <w:p>
-      <w:pPr>
-        <w:pStyle w:val="BodyText"/>
-      </w:pPr>
-      <w:r>
-        <w:t xml:space="preserve">알리나: 좋은 아침이에요! 명찰 가져왔어요. 코르닐로바 선생님은 벌써 오셨어요. 슬라이드 20장 대신 9장으로.</w:t>
-      </w:r>
-    </w:p>
-    <w:p>
-      <w:pPr>
-        <w:pStyle w:val="BodyText"/>
-      </w:pPr>
-      <w:r>
-        <w:t xml:space="preserve">알렉세이: 왜 20장 대신이에요?</w:t>
-      </w:r>
-    </w:p>
-    <w:p>
-      <w:pPr>
-        <w:pStyle w:val="BodyText"/>
-      </w:pPr>
-      <w:r>
-        <w:t xml:space="preserve">알리나: 모르겠어요. 화가 나셨어요. 「보론초프 불러요. 급해요」래요.</w:t>
-      </w:r>
-    </w:p>
-    <w:p>
-      <w:pPr>
-        <w:pStyle w:val="BodyText"/>
-      </w:pPr>
-      <w:r>
-        <w:t xml:space="preserve">알렉세이: 갈게요.</w:t>
+        <w:t xml:space="preserve">이리나: 지금 아침 8시고, 전시는 9시에 열려요. 「세베르나야 파르마」는 부스가 100제곱미터예요.</w:t>
+      </w:r>
+    </w:p>
+    <w:p>
+      <w:pPr>
+        <w:pStyle w:val="BodyText"/>
+      </w:pPr>
+      <w:r>
+        <w:t xml:space="preserve">알렉세이: 100제곱미터에 커피 바, 벨벳, 영상까지. 우리는 뭐가 있죠?</w:t>
+      </w:r>
+    </w:p>
+    <w:p>
+      <w:pPr>
+        <w:pStyle w:val="BodyText"/>
+      </w:pPr>
+      <w:r>
+        <w:t xml:space="preserve">이리나: 우리는 0제곱미터예요. 부스가 60만이라서 거절했어요.</w:t>
+      </w:r>
+    </w:p>
+    <w:p>
+      <w:pPr>
+        <w:pStyle w:val="BodyText"/>
+      </w:pPr>
+      <w:r>
+        <w:t xml:space="preserve">올가: 잘했어요. 우리 부스는 발표니까요. 12시 정각, 학술 세션, 2번 홀.</w:t>
+      </w:r>
+    </w:p>
+    <w:p>
+      <w:pPr>
+        <w:pStyle w:val="BodyText"/>
+      </w:pPr>
+      <w:r>
+        <w:t xml:space="preserve">디마: 코르닐로바 발표, 20분이에요. 6개월 관찰 데이터를 보여 주실 거예요.</w:t>
+      </w:r>
+    </w:p>
+    <w:p>
+      <w:pPr>
+        <w:pStyle w:val="BodyText"/>
+      </w:pPr>
+      <w:r>
+        <w:t xml:space="preserve">알렉세이: 20분 대 벨벳 100제곱미터라. 솔직히 별로 설득력 있게 들리진 않네요.</w:t>
+      </w:r>
+    </w:p>
+    <w:p>
+      <w:pPr>
+        <w:pStyle w:val="BodyText"/>
+      </w:pPr>
+      <w:r>
+        <w:t xml:space="preserve">올가: 돈으로 살 수 없는 20분이에요. 학술 세션 발표는 팔지 않아요. 위원회가 골라요.</w:t>
+      </w:r>
+    </w:p>
+    <w:p>
+      <w:pPr>
+        <w:pStyle w:val="BodyText"/>
+      </w:pPr>
+      <w:r>
+        <w:t xml:space="preserve">디마: 그럼 「세베르나야 파르마」 심포지엄은요? 그건 같은 거 아니에요?</w:t>
+      </w:r>
+    </w:p>
+    <w:p>
+      <w:pPr>
+        <w:pStyle w:val="BodyText"/>
+      </w:pPr>
+      <w:r>
+        <w:t xml:space="preserve">올가: 아니요, 그건 달라요. 심포지엄은 돈으로 사고, 거기선 스폰서가 써 준 말을 해요. 의사들도 그걸 잘 알아요.</w:t>
+      </w:r>
+    </w:p>
+    <w:p>
+      <w:pPr>
+        <w:pStyle w:val="BodyText"/>
+      </w:pPr>
+      <w:r>
+        <w:t xml:space="preserve">알렉세이: 우리한테도 심포지엄 제안이 왔었죠, 150만에.</w:t>
+      </w:r>
+    </w:p>
+    <w:p>
+      <w:pPr>
+        <w:pStyle w:val="BodyText"/>
+      </w:pPr>
+      <w:r>
+        <w:t xml:space="preserve">이리나: 그리고 거절했어요. 우리 대신 말해 줄 의사를 사지 않아요. 우리 2조의 확장판이에요.</w:t>
+      </w:r>
+    </w:p>
+    <w:p>
+      <w:pPr>
+        <w:pStyle w:val="BodyText"/>
+      </w:pPr>
+      <w:r>
+        <w:t xml:space="preserve">알리나: 좋은 아침이에요! 명찰 가져왔어요. 코르닐로바 원장님은 벌써 와 계신데, 웬일인지 슬라이드가 20장이 아니라 9장이에요.</w:t>
+      </w:r>
+    </w:p>
+    <w:p>
+      <w:pPr>
+        <w:pStyle w:val="BodyText"/>
+      </w:pPr>
+      <w:r>
+        <w:t xml:space="preserve">알렉세이: 왜 갑자기 20장이 아니라 9장이에요? 무슨 일이에요?</w:t>
+      </w:r>
+    </w:p>
+    <w:p>
+      <w:pPr>
+        <w:pStyle w:val="BodyText"/>
+      </w:pPr>
+      <w:r>
+        <w:t xml:space="preserve">알리나: 모르겠어요, 그런데 엄청 화가 나 계세요. 「보론초프 불러요. 급해요」라고 하셨어요.</w:t>
+      </w:r>
+    </w:p>
+    <w:p>
+      <w:pPr>
+        <w:pStyle w:val="BodyText"/>
+      </w:pPr>
+      <w:r>
+        <w:t xml:space="preserve">알렉세이: 그럼 지금 바로 가 볼게요.</w:t>
       </w:r>
     </w:p>
     <w:bookmarkEnd w:id="33"/>
@@ -3345,279 +3345,279 @@
         <w:pStyle w:val="FirstParagraph"/>
       </w:pPr>
       <w:r>
-        <w:t xml:space="preserve">코르닐로바: 알렉세이. 주최 측이 내 발표를 줄였어요. 20분에서 10분으로.</w:t>
-      </w:r>
-    </w:p>
-    <w:p>
-      <w:pPr>
-        <w:pStyle w:val="BodyText"/>
-      </w:pPr>
-      <w:r>
-        <w:t xml:space="preserve">알렉세이: 왜요?</w:t>
-      </w:r>
-    </w:p>
-    <w:p>
-      <w:pPr>
-        <w:pStyle w:val="BodyText"/>
-      </w:pPr>
-      <w:r>
-        <w:t xml:space="preserve">코르닐로바: 저분한테 물어봐요. 엘리자베타 안드레예브나, 나한테 한 말 다시 해 주세요.</w:t>
-      </w:r>
-    </w:p>
-    <w:p>
-      <w:pPr>
-        <w:pStyle w:val="BodyText"/>
-      </w:pPr>
-      <w:r>
-        <w:t xml:space="preserve">주최자: 좋은 아침입니다. 메인 스폰서 심포지엄이 길어졌어요. 학술 세션을 미룹니다. 모두 10분씩이요.</w:t>
-      </w:r>
-    </w:p>
-    <w:p>
-      <w:pPr>
-        <w:pStyle w:val="BodyText"/>
-      </w:pPr>
-      <w:r>
-        <w:t xml:space="preserve">올가: 길어졌다고요? 아직 시작도 안 했잖아요. 11시예요.</w:t>
-      </w:r>
-    </w:p>
-    <w:p>
-      <w:pPr>
-        <w:pStyle w:val="BodyText"/>
-      </w:pPr>
-      <w:r>
-        <w:t xml:space="preserve">주최자: 40분으로 잡혀 있는데, 「세베르나야 파르마」가 60분을 요청해요. 메인 스폰서예요.</w:t>
-      </w:r>
-    </w:p>
-    <w:p>
-      <w:pPr>
-        <w:pStyle w:val="BodyText"/>
-      </w:pPr>
-      <w:r>
-        <w:t xml:space="preserve">코르닐로바: 그리고 학술 세션은 질로 값을 치르죠. 20년이나 프로그램 위원회에 계셨잖아요.</w:t>
-      </w:r>
-    </w:p>
-    <w:p>
-      <w:pPr>
-        <w:pStyle w:val="BodyText"/>
-      </w:pPr>
-      <w:r>
-        <w:t xml:space="preserve">주최자: 엘레나 빅토로브나, 이해해요. 하지만 스폰서가…</w:t>
-      </w:r>
-    </w:p>
-    <w:p>
-      <w:pPr>
-        <w:pStyle w:val="BodyText"/>
-      </w:pPr>
-      <w:r>
-        <w:t xml:space="preserve">코르닐로바: 스폰서는 자기 홀 값을 내요. 내 홀은 — 학술이에요. 광고 때문에 학술을 줄인다면 프로그램에 그렇게 써 주세요. 크게. 발표 시작할 때 소리 내서 읽을게요.</w:t>
-      </w:r>
-    </w:p>
-    <w:p>
-      <w:pPr>
-        <w:pStyle w:val="BodyText"/>
-      </w:pPr>
-      <w:r>
-        <w:t xml:space="preserve">주최자: 그러지 않으실 거잖아요.</w:t>
-      </w:r>
-    </w:p>
-    <w:p>
-      <w:pPr>
-        <w:pStyle w:val="BodyText"/>
-      </w:pPr>
-      <w:r>
-        <w:t xml:space="preserve">코르닐로바: 30년 동안 무대에서 생각하는 대로 말했어요. 할 거예요.</w:t>
-      </w:r>
-    </w:p>
-    <w:p>
-      <w:pPr>
-        <w:pStyle w:val="BodyText"/>
-      </w:pPr>
-      <w:r>
-        <w:t xml:space="preserve">주최자: 좋아요. 15분. 그게 최대예요.</w:t>
-      </w:r>
-    </w:p>
-    <w:p>
-      <w:pPr>
-        <w:pStyle w:val="BodyText"/>
-      </w:pPr>
-      <w:r>
-        <w:t xml:space="preserve">코르닐로바: 15분. 그리고 질문 5분. 질문 없는 발표는 — 광고예요.</w:t>
-      </w:r>
-    </w:p>
-    <w:p>
-      <w:pPr>
-        <w:pStyle w:val="BodyText"/>
-      </w:pPr>
-      <w:r>
-        <w:t xml:space="preserve">주최자: 합의했어요. 단, 슬라이드는 — 9장만.</w:t>
-      </w:r>
-    </w:p>
-    <w:p>
-      <w:pPr>
-        <w:pStyle w:val="BodyText"/>
-      </w:pPr>
-      <w:r>
-        <w:t xml:space="preserve">알렉세이: 엘레나 빅토로브나, 슬라이드 9장 봐도 될까요?</w:t>
-      </w:r>
-    </w:p>
-    <w:p>
-      <w:pPr>
-        <w:pStyle w:val="BodyText"/>
-      </w:pPr>
-      <w:r>
-        <w:t xml:space="preserve">코르닐로바: 봐요. 9번 슬라이드가 — 핵심이에요.</w:t>
-      </w:r>
-    </w:p>
-    <w:p>
-      <w:pPr>
-        <w:pStyle w:val="BodyText"/>
-      </w:pPr>
-      <w:r>
-        <w:t xml:space="preserve">알렉세이: 「이상 사례. 환자 100명. 결절 — 1. 부기 — 4. 혈관 합병증 — 0」. 결절은 크게. 빨간색으로.</w:t>
-      </w:r>
-    </w:p>
-    <w:p>
-      <w:pPr>
-        <w:pStyle w:val="BodyText"/>
-      </w:pPr>
-      <w:r>
-        <w:t xml:space="preserve">코르닐로바: 58세, 피부 0.7, 입술 주름. 7주 차. 히알루로니다아제, 이틀 만에 흡수.</w:t>
-      </w:r>
-    </w:p>
-    <w:p>
-      <w:pPr>
-        <w:pStyle w:val="BodyText"/>
-      </w:pPr>
-      <w:r>
-        <w:t xml:space="preserve">알렉세이: 빨간색은 빼면 안 될까요? 객석 절반이 볼코프 고객이에요. 그 사람들은 빨간색만 볼 거예요.</w:t>
-      </w:r>
-    </w:p>
-    <w:p>
-      <w:pPr>
-        <w:pStyle w:val="BodyText"/>
-      </w:pPr>
-      <w:r>
-        <w:t xml:space="preserve">올가: 알렉세이 니콜라예비치.</w:t>
-      </w:r>
-    </w:p>
-    <w:p>
-      <w:pPr>
-        <w:pStyle w:val="BodyText"/>
-      </w:pPr>
-      <w:r>
-        <w:t xml:space="preserve">알렉세이: 그냥 여쭤보는 거예요.</w:t>
-      </w:r>
-    </w:p>
-    <w:p>
-      <w:pPr>
-        <w:pStyle w:val="BodyText"/>
-      </w:pPr>
-      <w:r>
-        <w:t xml:space="preserve">코르닐로바: 빨간색인 건 — 그게 슬라이드에서 유일하게 중요한 숫자라서예요. 혈관 0은 — 좋아요. 결절 하나는 — 의사들이 배울 거리예요. 그걸 회색으로 하면, 의사들은 딱 하나만 배울 거예요: 나도 숨긴다는 것.</w:t>
-      </w:r>
-    </w:p>
-    <w:p>
-      <w:pPr>
-        <w:pStyle w:val="BodyText"/>
-      </w:pPr>
-      <w:r>
-        <w:t xml:space="preserve">올가: 2쪽의 요약처럼요. 나자로바가 그걸 높이 샀죠.</w:t>
-      </w:r>
-    </w:p>
-    <w:p>
-      <w:pPr>
-        <w:pStyle w:val="BodyText"/>
-      </w:pPr>
-      <w:r>
-        <w:t xml:space="preserve">코르닐로바: 나자로바가 객석에 올 거예요. 명단에서 봤어요. 셋째 줄.</w:t>
-      </w:r>
-    </w:p>
-    <w:p>
-      <w:pPr>
-        <w:pStyle w:val="BodyText"/>
-      </w:pPr>
-      <w:r>
-        <w:t xml:space="preserve">알렉세이: 나자로바요? 상업 학회에?</w:t>
-      </w:r>
-    </w:p>
-    <w:p>
-      <w:pPr>
-        <w:pStyle w:val="BodyText"/>
-      </w:pPr>
-      <w:r>
-        <w:t xml:space="preserve">코르닐로바: 매년 학술 세션에 와요. 듣고. 질문 하나 하고. 가요.</w:t>
-      </w:r>
-    </w:p>
-    <w:p>
-      <w:pPr>
-        <w:pStyle w:val="BodyText"/>
-      </w:pPr>
-      <w:r>
-        <w:t xml:space="preserve">디마: 질문 하나. 류드밀라 이바노브나처럼.</w:t>
-      </w:r>
-    </w:p>
-    <w:p>
-      <w:pPr>
-        <w:pStyle w:val="BodyText"/>
-      </w:pPr>
-      <w:r>
-        <w:t xml:space="preserve">코르닐로바: 류드밀라는 그걸 나한테서 배웠어요. 나는 — 나자로바한테서. 바로 이 학회에서.</w:t>
-      </w:r>
-    </w:p>
-    <w:p>
-      <w:pPr>
-        <w:pStyle w:val="BodyText"/>
-      </w:pPr>
-      <w:r>
-        <w:t xml:space="preserve">알렉세이: 알겠어요. 빨간색. 여쭤봐서 죄송해요.</w:t>
-      </w:r>
-    </w:p>
-    <w:p>
-      <w:pPr>
-        <w:pStyle w:val="BodyText"/>
-      </w:pPr>
-      <w:r>
-        <w:t xml:space="preserve">코르닐로바: 사과하지 마요. 당신은 영업인으로서 물었고, 난 의사로서 답했어요. 이제 볼코프 고객들이 당신한테 할 질문의 답을 알게 됐죠. 똑같이 답해요. 토씨 하나 안 틀리고.</w:t>
-      </w:r>
-    </w:p>
-    <w:p>
-      <w:pPr>
-        <w:pStyle w:val="BodyText"/>
-      </w:pPr>
-      <w:r>
-        <w:t xml:space="preserve">알리나: 엘레나 빅토로브나, 발표 후에 교육 질문엔 누가 답해요?</w:t>
-      </w:r>
-    </w:p>
-    <w:p>
-      <w:pPr>
-        <w:pStyle w:val="BodyText"/>
-      </w:pPr>
-      <w:r>
-        <w:t xml:space="preserve">코르닐로바: 당신이요, 가리포바. 당신이 — 두 번째 강사예요. 사람들 앞에 나설 때예요.</w:t>
-      </w:r>
-    </w:p>
-    <w:p>
-      <w:pPr>
-        <w:pStyle w:val="BodyText"/>
-      </w:pPr>
-      <w:r>
-        <w:t xml:space="preserve">알리나: 제가요? 청중 앞에서요? 전 한 번도…</w:t>
-      </w:r>
-    </w:p>
-    <w:p>
-      <w:pPr>
-        <w:pStyle w:val="BodyText"/>
-      </w:pPr>
-      <w:r>
-        <w:t xml:space="preserve">코르닐로바: 이 젤로 주사해 본 적 없었는데 — 했죠. 가르쳐 본 적 없었는데 — 가르치고 있죠. 청중도 — 똑같아요. 천천히. 한 원장님 말처럼, 좋은 손은 느린 손. 좋은 목소리도 그래요.</w:t>
-      </w:r>
-    </w:p>
-    <w:p>
-      <w:pPr>
-        <w:pStyle w:val="BodyText"/>
-      </w:pPr>
-      <w:r>
-        <w:t xml:space="preserve">알리나: 천천히. 알겠어요. 연습하러 갈게요. 화장실에서요. 거긴 아무도 없어요.</w:t>
+        <w:t xml:space="preserve">코르닐로바: 알렉세이, 주최 측이 내 발표를 20분에서 10분으로 줄였어요.</w:t>
+      </w:r>
+    </w:p>
+    <w:p>
+      <w:pPr>
+        <w:pStyle w:val="BodyText"/>
+      </w:pPr>
+      <w:r>
+        <w:t xml:space="preserve">알렉세이: 왜요? 프로그램은 한 달 전에 확정됐잖아요.</w:t>
+      </w:r>
+    </w:p>
+    <w:p>
+      <w:pPr>
+        <w:pStyle w:val="BodyText"/>
+      </w:pPr>
+      <w:r>
+        <w:t xml:space="preserve">코르닐로바: 저분께 물어보세요. 엘리자베타 안드레예브나, 나한테 한 말 다시 해 주세요.</w:t>
+      </w:r>
+    </w:p>
+    <w:p>
+      <w:pPr>
+        <w:pStyle w:val="BodyText"/>
+      </w:pPr>
+      <w:r>
+        <w:t xml:space="preserve">주최자: 좋은 아침입니다. 메인 스폰서 심포지엄이 길어져서 학술 세션을 미루게 됐어요. 모두 10분씩 드릴게요.</w:t>
+      </w:r>
+    </w:p>
+    <w:p>
+      <w:pPr>
+        <w:pStyle w:val="BodyText"/>
+      </w:pPr>
+      <w:r>
+        <w:t xml:space="preserve">올가: 길어졌다고요? 아직 시작도 안 했잖아요, 11시인데.</w:t>
+      </w:r>
+    </w:p>
+    <w:p>
+      <w:pPr>
+        <w:pStyle w:val="BodyText"/>
+      </w:pPr>
+      <w:r>
+        <w:t xml:space="preserve">주최자: 40분으로 잡혀 있는데 「세베르나야 파르마」가 60분을 요청해요. 메인 스폰서잖아요.</w:t>
+      </w:r>
+    </w:p>
+    <w:p>
+      <w:pPr>
+        <w:pStyle w:val="BodyText"/>
+      </w:pPr>
+      <w:r>
+        <w:t xml:space="preserve">코르닐로바: 학술 세션은 질로 대가를 치르죠. 20년 동안 프로그램 위원이셨으니 나보다 잘 아실 텐데요.</w:t>
+      </w:r>
+    </w:p>
+    <w:p>
+      <w:pPr>
+        <w:pStyle w:val="BodyText"/>
+      </w:pPr>
+      <w:r>
+        <w:t xml:space="preserve">주최자: 엘레나 빅토로브나, 다 이해해요. 하지만 스폰서가…</w:t>
+      </w:r>
+    </w:p>
+    <w:p>
+      <w:pPr>
+        <w:pStyle w:val="BodyText"/>
+      </w:pPr>
+      <w:r>
+        <w:t xml:space="preserve">코르닐로바: 스폰서는 자기 홀 값을 내는 거고, 내 홀은 학술 홀이에요. 광고 때문에 학술을 줄인다면 프로그램에 크게 써 붙이세요. 누가 자기 시간을 줄였는지 홀의 모든 의사가 알도록, 발표 시작할 때 소리 내 읽을게요.</w:t>
+      </w:r>
+    </w:p>
+    <w:p>
+      <w:pPr>
+        <w:pStyle w:val="BodyText"/>
+      </w:pPr>
+      <w:r>
+        <w:t xml:space="preserve">주최자: 그렇게는 안 하실 거잖아요, 제가 알아요.</w:t>
+      </w:r>
+    </w:p>
+    <w:p>
+      <w:pPr>
+        <w:pStyle w:val="BodyText"/>
+      </w:pPr>
+      <w:r>
+        <w:t xml:space="preserve">코르닐로바: 30년 동안 무대에서 생각하는 대로 말해 왔어요. 할 거예요.</w:t>
+      </w:r>
+    </w:p>
+    <w:p>
+      <w:pPr>
+        <w:pStyle w:val="BodyText"/>
+      </w:pPr>
+      <w:r>
+        <w:t xml:space="preserve">주최자: 좋아요, 15분. 그게 최대예요, 더는 못 드려요.</w:t>
+      </w:r>
+    </w:p>
+    <w:p>
+      <w:pPr>
+        <w:pStyle w:val="BodyText"/>
+      </w:pPr>
+      <w:r>
+        <w:t xml:space="preserve">코르닐로바: 15분, 그리고 질문 5분. 질문 없는 발표는 광고예요.</w:t>
+      </w:r>
+    </w:p>
+    <w:p>
+      <w:pPr>
+        <w:pStyle w:val="BodyText"/>
+      </w:pPr>
+      <w:r>
+        <w:t xml:space="preserve">주최자: 합의했어요. 대신 슬라이드는 9장만이에요.</w:t>
+      </w:r>
+    </w:p>
+    <w:p>
+      <w:pPr>
+        <w:pStyle w:val="BodyText"/>
+      </w:pPr>
+      <w:r>
+        <w:t xml:space="preserve">알렉세이: 엘레나 빅토로브나, 그 9장 좀 봐도 될까요?</w:t>
+      </w:r>
+    </w:p>
+    <w:p>
+      <w:pPr>
+        <w:pStyle w:val="BodyText"/>
+      </w:pPr>
+      <w:r>
+        <w:t xml:space="preserve">코르닐로바: 봐요. 9번 슬라이드가 핵심이니 거기서부터 보세요.</w:t>
+      </w:r>
+    </w:p>
+    <w:p>
+      <w:pPr>
+        <w:pStyle w:val="BodyText"/>
+      </w:pPr>
+      <w:r>
+        <w:t xml:space="preserve">알렉세이: 「이상 반응. 환자 100명. 결절 — 1건. 부종 — 4건. 혈관성 — 0건」. 결절은 크게, 그리고 빨간색이네요.</w:t>
+      </w:r>
+    </w:p>
+    <w:p>
+      <w:pPr>
+        <w:pStyle w:val="BodyText"/>
+      </w:pPr>
+      <w:r>
+        <w:t xml:space="preserve">코르닐로바: 58세, 피부 0.7, 입술 주름. 7주 차 결절, 히알루로니다제 후 이틀 만에 흡수됐어요.</w:t>
+      </w:r>
+    </w:p>
+    <w:p>
+      <w:pPr>
+        <w:pStyle w:val="BodyText"/>
+      </w:pPr>
+      <w:r>
+        <w:t xml:space="preserve">알렉세이: 빨간색은 좀 빼면 어때요? 홀의 절반이 볼코프 고객이에요. 그 사람들 눈엔 빨간색만 보일 거예요.</w:t>
+      </w:r>
+    </w:p>
+    <w:p>
+      <w:pPr>
+        <w:pStyle w:val="BodyText"/>
+      </w:pPr>
+      <w:r>
+        <w:t xml:space="preserve">올가: 알렉세이 니콜라예비치, 지금 진심이에요?</w:t>
+      </w:r>
+    </w:p>
+    <w:p>
+      <w:pPr>
+        <w:pStyle w:val="BodyText"/>
+      </w:pPr>
+      <w:r>
+        <w:t xml:space="preserve">알렉세이: 그냥 여쭤보는 거예요, 그 이상은 아니고요.</w:t>
+      </w:r>
+    </w:p>
+    <w:p>
+      <w:pPr>
+        <w:pStyle w:val="BodyText"/>
+      </w:pPr>
+      <w:r>
+        <w:t xml:space="preserve">코르닐로바: 빨간색인 건 — 슬라이드에서 유일하게 중요한 숫자라서예요. 혈관성 0건은 좋은 거죠. 결절 1건은 의사들이 배울 거리예요. 그걸 회색으로 하면 그들이 배우는 건 딱 하나예요: 나도 숨긴다는 것.</w:t>
+      </w:r>
+    </w:p>
+    <w:p>
+      <w:pPr>
+        <w:pStyle w:val="BodyText"/>
+      </w:pPr>
+      <w:r>
+        <w:t xml:space="preserve">올가: 서류 2쪽의 요약처럼요. 나자로바가 그걸 높이 평가했죠.</w:t>
+      </w:r>
+    </w:p>
+    <w:p>
+      <w:pPr>
+        <w:pStyle w:val="BodyText"/>
+      </w:pPr>
+      <w:r>
+        <w:t xml:space="preserve">코르닐로바: 그러고 보니 나자로바가 홀에 올 거예요, 명단에서 봤어요. 셋째 줄이요.</w:t>
+      </w:r>
+    </w:p>
+    <w:p>
+      <w:pPr>
+        <w:pStyle w:val="BodyText"/>
+      </w:pPr>
+      <w:r>
+        <w:t xml:space="preserve">알렉세이: 나자로바요? 상업 학회에요? 그런 곳은 안 좋아하실 줄 알았는데요.</w:t>
+      </w:r>
+    </w:p>
+    <w:p>
+      <w:pPr>
+        <w:pStyle w:val="BodyText"/>
+      </w:pPr>
+      <w:r>
+        <w:t xml:space="preserve">코르닐로바: 해마다 학술 세션엔 와요. 듣고, 질문 하나 하고, 나가요.</w:t>
+      </w:r>
+    </w:p>
+    <w:p>
+      <w:pPr>
+        <w:pStyle w:val="BodyText"/>
+      </w:pPr>
+      <w:r>
+        <w:t xml:space="preserve">디마: 질문 하나, 루블룝카의 류드밀라 이바노브나처럼요.</w:t>
+      </w:r>
+    </w:p>
+    <w:p>
+      <w:pPr>
+        <w:pStyle w:val="BodyText"/>
+      </w:pPr>
+      <w:r>
+        <w:t xml:space="preserve">코르닐로바: 류드밀라는 그걸 나한테 배웠고, 난 나자로바한테 배웠어요, 바로 이 학회에서요.</w:t>
+      </w:r>
+    </w:p>
+    <w:p>
+      <w:pPr>
+        <w:pStyle w:val="BodyText"/>
+      </w:pPr>
+      <w:r>
+        <w:t xml:space="preserve">알렉세이: 좋아요, 빨간색으로 하죠. 괜히 여쭤봐서 죄송해요.</w:t>
+      </w:r>
+    </w:p>
+    <w:p>
+      <w:pPr>
+        <w:pStyle w:val="BodyText"/>
+      </w:pPr>
+      <w:r>
+        <w:t xml:space="preserve">코르닐로바: 사과하지 마요. 당신은 판매자로서 물었고, 나는 의사로서 답했어요. 이제 볼코프 고객들이 당신한테 물을 질문의 답을 알게 된 거예요. 똑같이, 토씨 하나 안 틀리고 답하세요. 아무것도 덧붙이지 말고요.</w:t>
+      </w:r>
+    </w:p>
+    <w:p>
+      <w:pPr>
+        <w:pStyle w:val="BodyText"/>
+      </w:pPr>
+      <w:r>
+        <w:t xml:space="preserve">알리나: 엘레나 빅토로브나, 발표 끝나고 과정에 대한 질문엔 누가 답해요?</w:t>
+      </w:r>
+    </w:p>
+    <w:p>
+      <w:pPr>
+        <w:pStyle w:val="BodyText"/>
+      </w:pPr>
+      <w:r>
+        <w:t xml:space="preserve">코르닐로바: 당신이요, 가리포바. 당신은 두 번째 강사고, 이제 사람들 앞에 설 때예요.</w:t>
+      </w:r>
+    </w:p>
+    <w:p>
+      <w:pPr>
+        <w:pStyle w:val="BodyText"/>
+      </w:pPr>
+      <w:r>
+        <w:t xml:space="preserve">알리나: 제가요? 홀 전체 앞에서요? 전 한 번도…</w:t>
+      </w:r>
+    </w:p>
+    <w:p>
+      <w:pPr>
+        <w:pStyle w:val="BodyText"/>
+      </w:pPr>
+      <w:r>
+        <w:t xml:space="preserve">코르닐로바: 이 젤로 주사해 본 적 없었는데 — 했죠. 가르쳐 본 적 없었는데 — 가르치고 있죠. 홀도 똑같아요. 천천히 말하세요. 한 원장님 말처럼 좋은 손은 느린 손이에요. 좋은 목소리도요.</w:t>
+      </w:r>
+    </w:p>
+    <w:p>
+      <w:pPr>
+        <w:pStyle w:val="BodyText"/>
+      </w:pPr>
+      <w:r>
+        <w:t xml:space="preserve">알리나: 천천히, 알겠어요. 그럼 지금 아무도 없는 화장실에 가서 연습할게요.</w:t>
       </w:r>
     </w:p>
     <w:bookmarkEnd w:id="34"/>
@@ -3635,143 +3635,143 @@
         <w:pStyle w:val="FirstParagraph"/>
       </w:pPr>
       <w:r>
-        <w:t xml:space="preserve">코르닐로바: 안녕하세요, 동료 여러분. 20분 대신 15분입니다. 그래서 바로 핵심으로 갑니다. 9번 슬라이드.</w:t>
-      </w:r>
-    </w:p>
-    <w:p>
-      <w:pPr>
-        <w:pStyle w:val="BodyText"/>
-      </w:pPr>
-      <w:r>
-        <w:t xml:space="preserve">주코프: 끝에서부터요? 그렇게들 안 하는데.</w:t>
-      </w:r>
-    </w:p>
-    <w:p>
-      <w:pPr>
-        <w:pStyle w:val="BodyText"/>
-      </w:pPr>
-      <w:r>
-        <w:t xml:space="preserve">코르닐로바: 시작이 재미없으면 해요. 6개월 관찰. 환자 100명, 클리닉 세 곳. 43명 — 55세 이상, 피부 1밀리 미만. 위험군이에요. 일부러 보통보다 많이 넣었어요. 그리고 우리가 본 건 이거예요.</w:t>
-      </w:r>
-    </w:p>
-    <w:p>
-      <w:pPr>
-        <w:pStyle w:val="BodyText"/>
-      </w:pPr>
-      <w:r>
-        <w:t xml:space="preserve">주코프: 결절. 빨간색. 자기 젤의 합병증을 직접 보여 주시는 거예요?</w:t>
-      </w:r>
-    </w:p>
-    <w:p>
-      <w:pPr>
-        <w:pStyle w:val="BodyText"/>
-      </w:pPr>
-      <w:r>
-        <w:t xml:space="preserve">코르닐로바: 내 젤이 아니에요. 난 의사지 유통사가 아니에요. 100명 중 1명. 7주 차.</w:t>
-      </w:r>
-    </w:p>
-    <w:p>
-      <w:pPr>
-        <w:pStyle w:val="BodyText"/>
-      </w:pPr>
-      <w:r>
-        <w:t xml:space="preserve">주코프: 100명 중 1명이면 — 많은 거예요, 적은 거예요?</w:t>
-      </w:r>
-    </w:p>
-    <w:p>
-      <w:pPr>
-        <w:pStyle w:val="BodyText"/>
-      </w:pPr>
-      <w:r>
-        <w:t xml:space="preserve">코르닐로바: 정직한 거예요. 한국 연구에선 120명 중 3명이었어요. 우리는 — 얇은 피부 비율이 두 배인데 100명 중 1명. 차이는 — 프로토콜이에요. 초음파, 30G 바늘, 천천히. 결론은 직접 내리세요. 난 숫자를 드렸어요.</w:t>
-      </w:r>
-    </w:p>
-    <w:p>
-      <w:pPr>
-        <w:pStyle w:val="BodyText"/>
-      </w:pPr>
-      <w:r>
-        <w:t xml:space="preserve">주코프: 다른 젤 데이터는요? 비교하시나요?</w:t>
-      </w:r>
-    </w:p>
-    <w:p>
-      <w:pPr>
-        <w:pStyle w:val="BodyText"/>
-      </w:pPr>
-      <w:r>
-        <w:t xml:space="preserve">코르닐로바: 못 해요. 다른 유통사들은 데이터를 공개하지 않아요. 공개하세요, 주코프 선생님. 들으러 갈게요.</w:t>
-      </w:r>
-    </w:p>
-    <w:p>
-      <w:pPr>
-        <w:pStyle w:val="BodyText"/>
-      </w:pPr>
-      <w:r>
-        <w:t xml:space="preserve">주코프: 감사합니다. 질문 없습니다.</w:t>
-      </w:r>
-    </w:p>
-    <w:p>
-      <w:pPr>
-        <w:pStyle w:val="BodyText"/>
-      </w:pPr>
-      <w:r>
-        <w:t xml:space="preserve">코르닐로바: 그럼 다음. 왜 부기가 40건이 아니라 4건일까요? 교육이에요. 관찰 연구의 어떤 의사도 수료증 없이 주사하지 않았어요. 6모듈, 시험. 아홉 명 중 한 명은 첫 시험에 떨어졌어요.</w:t>
-      </w:r>
-    </w:p>
-    <w:p>
-      <w:pPr>
-        <w:pStyle w:val="BodyText"/>
-      </w:pPr>
-      <w:r>
-        <w:t xml:space="preserve">막심: 그게 저였어요. 오를로프. 한마디 해도 될까요, 엘레나 빅토로브나?</w:t>
-      </w:r>
-    </w:p>
-    <w:p>
-      <w:pPr>
-        <w:pStyle w:val="BodyText"/>
-      </w:pPr>
-      <w:r>
-        <w:t xml:space="preserve">코르닐로바: 돼요. 30초.</w:t>
-      </w:r>
-    </w:p>
-    <w:p>
-      <w:pPr>
-        <w:pStyle w:val="BodyText"/>
-      </w:pPr>
-      <w:r>
-        <w:t xml:space="preserve">막심: 1년 500건. 유럽 수료증 세 개. 그런데 팬텀에서 떨어졌어요. 서둘렀거든요. 한 달 뒤 재시험. 오늘 제 부기는 0건이에요. 할 줄 안다고 생각했어요. 배웠어요. 다른 거예요.</w:t>
-      </w:r>
-    </w:p>
-    <w:p>
-      <w:pPr>
-        <w:pStyle w:val="BodyText"/>
-      </w:pPr>
-      <w:r>
-        <w:t xml:space="preserve">코르닐로바: 고마워요, 막심 안드레예비치. 정확히 30초. 그것도 교육의 결과네요.</w:t>
-      </w:r>
-    </w:p>
-    <w:p>
-      <w:pPr>
-        <w:pStyle w:val="BodyText"/>
-      </w:pPr>
-      <w:r>
-        <w:t xml:space="preserve">주코프: 교육은 유통사의 광고죠.</w:t>
-      </w:r>
-    </w:p>
-    <w:p>
-      <w:pPr>
-        <w:pStyle w:val="BodyText"/>
-      </w:pPr>
-      <w:r>
-        <w:t xml:space="preserve">코르닐로바: 교육은 고정 일당 계약을 맺은 의사 세 명이 해요. 일당은 판매와 무관해요. 계약서는 누구나 볼 수 있어요. 가리포바, 보여 줘요. 이런 질문에 대비해서 폴더에 사본이 있어요.</w:t>
-      </w:r>
-    </w:p>
-    <w:p>
-      <w:pPr>
-        <w:pStyle w:val="BodyText"/>
-      </w:pPr>
-      <w:r>
-        <w:t xml:space="preserve">알리나: 여기요. 강의 계약서. 일당. 퍼센트 없음. 서명, 직인.</w:t>
+        <w:t xml:space="preserve">코르닐로바: 안녕하세요, 동료 여러분. 20분이 아니라 15분이라 바로 핵심, 9번 슬라이드부터 시작할게요.</w:t>
+      </w:r>
+    </w:p>
+    <w:p>
+      <w:pPr>
+        <w:pStyle w:val="BodyText"/>
+      </w:pPr>
+      <w:r>
+        <w:t xml:space="preserve">주코프: 끝에서부터요? 죄송하지만 보통 그렇게는 안 하죠.</w:t>
+      </w:r>
+    </w:p>
+    <w:p>
+      <w:pPr>
+        <w:pStyle w:val="BodyText"/>
+      </w:pPr>
+      <w:r>
+        <w:t xml:space="preserve">코르닐로바: 시작이 재미없으면 그렇게 해요. 6개월 관찰, 환자 100명, 클리닉 세 곳. 43명이 55세 이상, 피부 1밀리 미만이에요. 고위험군이고, 일부러 평소보다 많이 넣었어요. 그리고 우리가 본 건 이거예요.</w:t>
+      </w:r>
+    </w:p>
+    <w:p>
+      <w:pPr>
+        <w:pStyle w:val="BodyText"/>
+      </w:pPr>
+      <w:r>
+        <w:t xml:space="preserve">주코프: 결절, 그것도 빨간색. 자기 젤의 부작용을 직접 보여 주시는 거예요?</w:t>
+      </w:r>
+    </w:p>
+    <w:p>
+      <w:pPr>
+        <w:pStyle w:val="BodyText"/>
+      </w:pPr>
+      <w:r>
+        <w:t xml:space="preserve">코르닐로바: 내 젤이 아니에요, 난 의사지 유통사가 아니에요. 100명 중 1건, 7주 차예요.</w:t>
+      </w:r>
+    </w:p>
+    <w:p>
+      <w:pPr>
+        <w:pStyle w:val="BodyText"/>
+      </w:pPr>
+      <w:r>
+        <w:t xml:space="preserve">주코프: 그럼 100명 중 1건은 많은 거예요, 적은 거예요?</w:t>
+      </w:r>
+    </w:p>
+    <w:p>
+      <w:pPr>
+        <w:pStyle w:val="BodyText"/>
+      </w:pPr>
+      <w:r>
+        <w:t xml:space="preserve">코르닐로바: 정직한 거예요. 한국 연구에선 120명 중 3건이었어요. 우리는 얇은 피부 비율이 두 배인데 100명 중 1건이에요. 차이는 프로토콜에 있어요: 초음파, 30G 바늘, 천천히. 결론은 직접 내리세요. 나는 숫자를 드렸어요.</w:t>
+      </w:r>
+    </w:p>
+    <w:p>
+      <w:pPr>
+        <w:pStyle w:val="BodyText"/>
+      </w:pPr>
+      <w:r>
+        <w:t xml:space="preserve">주코프: 다른 젤 데이터는요? 비교는 하세요?</w:t>
+      </w:r>
+    </w:p>
+    <w:p>
+      <w:pPr>
+        <w:pStyle w:val="BodyText"/>
+      </w:pPr>
+      <w:r>
+        <w:t xml:space="preserve">코르닐로바: 못 해요. 다른 유통사들이 데이터를 공개하지 않으니까요. 공개하세요, 주코프 선생님. 들으러 갈게요.</w:t>
+      </w:r>
+    </w:p>
+    <w:p>
+      <w:pPr>
+        <w:pStyle w:val="BodyText"/>
+      </w:pPr>
+      <w:r>
+        <w:t xml:space="preserve">주코프: 감사합니다, 더 질문은 없어요.</w:t>
+      </w:r>
+    </w:p>
+    <w:p>
+      <w:pPr>
+        <w:pStyle w:val="BodyText"/>
+      </w:pPr>
+      <w:r>
+        <w:t xml:space="preserve">코르닐로바: 그럼 다음. 왜 부종이 40건이 아니라 4건일까요? 교육 때문이에요. 관찰 연구의 어떤 의사도 수료증 없이 주사하지 않았어요: 6모듈과 시험. 아홉 명 중 한 명이 첫 시험에 떨어졌어요.</w:t>
+      </w:r>
+    </w:p>
+    <w:p>
+      <w:pPr>
+        <w:pStyle w:val="BodyText"/>
+      </w:pPr>
+      <w:r>
+        <w:t xml:space="preserve">막심: 그게 저예요, 오를로프. 엘레나 빅토로브나, 짧게 한마디 해도 될까요?</w:t>
+      </w:r>
+    </w:p>
+    <w:p>
+      <w:pPr>
+        <w:pStyle w:val="BodyText"/>
+      </w:pPr>
+      <w:r>
+        <w:t xml:space="preserve">코르닐로바: 돼요, 하지만 30초만요.</w:t>
+      </w:r>
+    </w:p>
+    <w:p>
+      <w:pPr>
+        <w:pStyle w:val="BodyText"/>
+      </w:pPr>
+      <w:r>
+        <w:t xml:space="preserve">막심: 1년 시술 500건, 유럽 수료증 세 개, 그런데 서두르다가 팬텀에서 떨어졌어요. 한 달 뒤에 재시험을 봤어요. 오늘 제 부종은 0건이에요. 할 줄 안다고 생각했는데, 이제야 배웠어요. 그건 다른 거예요.</w:t>
+      </w:r>
+    </w:p>
+    <w:p>
+      <w:pPr>
+        <w:pStyle w:val="BodyText"/>
+      </w:pPr>
+      <w:r>
+        <w:t xml:space="preserve">코르닐로바: 고마워요, 막심 안드레예비치, 딱 30초네요. 그것도 교육의 결과예요.</w:t>
+      </w:r>
+    </w:p>
+    <w:p>
+      <w:pPr>
+        <w:pStyle w:val="BodyText"/>
+      </w:pPr>
+      <w:r>
+        <w:t xml:space="preserve">주코프: 그래도 과정이란 결국 유통사 광고 아닌가요?</w:t>
+      </w:r>
+    </w:p>
+    <w:p>
+      <w:pPr>
+        <w:pStyle w:val="BodyText"/>
+      </w:pPr>
+      <w:r>
+        <w:t xml:space="preserve">코르닐로바: 과정은 고정 요율 계약을 맺은 의사 세 명이 진행하고, 요율은 판매와 무관해요. 계약서는 누구든 볼 수 있어요. 가리포바, 보여 드려요. 이런 질문에 대비해서 사본을 파일에 넣어 왔어요.</w:t>
+      </w:r>
+    </w:p>
+    <w:p>
+      <w:pPr>
+        <w:pStyle w:val="BodyText"/>
+      </w:pPr>
+      <w:r>
+        <w:t xml:space="preserve">알리나: 여기 강의 계약서예요: 일당 요율, 비율 없음, 서명과 직인.</w:t>
       </w:r>
     </w:p>
     <w:p>
@@ -3787,15 +3787,15 @@
         <w:pStyle w:val="BodyText"/>
       </w:pPr>
       <w:r>
-        <w:t xml:space="preserve">코르닐로바: 익숙해지세요. 시간이요. 질문? 5분.</w:t>
-      </w:r>
-    </w:p>
-    <w:p>
-      <w:pPr>
-        <w:pStyle w:val="BodyText"/>
-      </w:pPr>
-      <w:r>
-        <w:t xml:space="preserve">나자로바: 질문 하나. 나자로바, 감정 기관.</w:t>
+        <w:t xml:space="preserve">코르닐로바: 익숙해지세요. 시간 다 됐으니 질문으로 넘어가죠, 5분 있어요.</w:t>
+      </w:r>
+    </w:p>
+    <w:p>
+      <w:pPr>
+        <w:pStyle w:val="BodyText"/>
+      </w:pPr>
+      <w:r>
+        <w:t xml:space="preserve">나자로바: 질문 하나 있어요. 나자로바, 심사 기관입니다.</w:t>
       </w:r>
     </w:p>
     <w:p>
@@ -3811,63 +3811,63 @@
         <w:pStyle w:val="BodyText"/>
       </w:pPr>
       <w:r>
-        <w:t xml:space="preserve">나자로바: 55세 이상 환자 43명. 6주 차 확인에 몇 명이 왔어요?</w:t>
-      </w:r>
-    </w:p>
-    <w:p>
-      <w:pPr>
-        <w:pStyle w:val="BodyText"/>
-      </w:pPr>
-      <w:r>
-        <w:t xml:space="preserve">코르닐로바: 41명. 2명은 안 왔어요. 「관찰 중 소실」로 기록했어요.</w:t>
-      </w:r>
-    </w:p>
-    <w:p>
-      <w:pPr>
-        <w:pStyle w:val="BodyText"/>
-      </w:pPr>
-      <w:r>
-        <w:t xml:space="preserve">나자로바: 「합병증 없음」이 아니라 「소실」. 맞아요. 감사합니다. 이상입니다.</w:t>
-      </w:r>
-    </w:p>
-    <w:p>
-      <w:pPr>
-        <w:pStyle w:val="BodyText"/>
-      </w:pPr>
-      <w:r>
-        <w:t xml:space="preserve">주코프: 저분 누구예요?</w:t>
-      </w:r>
-    </w:p>
-    <w:p>
-      <w:pPr>
-        <w:pStyle w:val="BodyText"/>
-      </w:pPr>
-      <w:r>
-        <w:t xml:space="preserve">알리나: 이 젤을 등록한 심사관이에요. 1년에 질문 하나 하세요.</w:t>
-      </w:r>
-    </w:p>
-    <w:p>
-      <w:pPr>
-        <w:pStyle w:val="BodyText"/>
-      </w:pPr>
-      <w:r>
-        <w:t xml:space="preserve">주코프: 작년엔 무슨 질문이었어요?</w:t>
-      </w:r>
-    </w:p>
-    <w:p>
-      <w:pPr>
-        <w:pStyle w:val="BodyText"/>
-      </w:pPr>
-      <w:r>
-        <w:t xml:space="preserve">알리나: 몰라요. 하지만 올해는 — 소실된 환자 두 명에 대한 거였어요. 결절이 아니라.</w:t>
-      </w:r>
-    </w:p>
-    <w:p>
-      <w:pPr>
-        <w:pStyle w:val="BodyText"/>
-      </w:pPr>
-      <w:r>
-        <w:t xml:space="preserve">코르닐로바: 감사합니다, 동료 여러분. 교육은 — 가리포바에게. 9번 슬라이드는 — 찍어 가세요. 그러라고 빨간색이에요.</w:t>
+        <w:t xml:space="preserve">나자로바: 55세 이상 환자 43명. 그중 6주 차 확인에 몇 명이 왔죠?</w:t>
+      </w:r>
+    </w:p>
+    <w:p>
+      <w:pPr>
+        <w:pStyle w:val="BodyText"/>
+      </w:pPr>
+      <w:r>
+        <w:t xml:space="preserve">코르닐로바: 41명이요, 2명은 안 왔어요. 그 둘은 「관찰 탈락」으로 기록했어요.</w:t>
+      </w:r>
+    </w:p>
+    <w:p>
+      <w:pPr>
+        <w:pStyle w:val="BodyText"/>
+      </w:pPr>
+      <w:r>
+        <w:t xml:space="preserve">나자로바: 「부작용 없음」이 아니라 「탈락」. 맞아요. 감사합니다, 이상이에요.</w:t>
+      </w:r>
+    </w:p>
+    <w:p>
+      <w:pPr>
+        <w:pStyle w:val="BodyText"/>
+      </w:pPr>
+      <w:r>
+        <w:t xml:space="preserve">주코프: 죄송한데, 저분은 누구예요?</w:t>
+      </w:r>
+    </w:p>
+    <w:p>
+      <w:pPr>
+        <w:pStyle w:val="BodyText"/>
+      </w:pPr>
+      <w:r>
+        <w:t xml:space="preserve">알리나: 이 젤을 등록한 심사관이에요. 1년에 질문을 딱 하나 하세요.</w:t>
+      </w:r>
+    </w:p>
+    <w:p>
+      <w:pPr>
+        <w:pStyle w:val="BodyText"/>
+      </w:pPr>
+      <w:r>
+        <w:t xml:space="preserve">주코프: 그럼 작년엔 무슨 질문을 했는데요?</w:t>
+      </w:r>
+    </w:p>
+    <w:p>
+      <w:pPr>
+        <w:pStyle w:val="BodyText"/>
+      </w:pPr>
+      <w:r>
+        <w:t xml:space="preserve">알리나: 모르겠어요. 하지만 올해는 결절이 아니라 탈락한 환자 두 명에 대해 물었어요.</w:t>
+      </w:r>
+    </w:p>
+    <w:p>
+      <w:pPr>
+        <w:pStyle w:val="BodyText"/>
+      </w:pPr>
+      <w:r>
+        <w:t xml:space="preserve">코르닐로바: 감사합니다, 동료 여러분. 과정은 가리포바에게 물어보세요. 그리고 9번 슬라이드는 사진 찍으세요, 그러라고 빨간색으로 한 거예요.</w:t>
       </w:r>
     </w:p>
     <w:bookmarkEnd w:id="35"/>
@@ -3885,199 +3885,199 @@
         <w:pStyle w:val="FirstParagraph"/>
       </w:pPr>
       <w:r>
-        <w:t xml:space="preserve">볼코프: 알렉세이 니콜라예비치? 세르게이 볼코프입니다. 「세베르나야 파르마」. 커피 한잔? 우리 거, 무료예요. 걱정 마요, 리베이트 아니에요.</w:t>
-      </w:r>
-    </w:p>
-    <w:p>
-      <w:pPr>
-        <w:pStyle w:val="BodyText"/>
-      </w:pPr>
-      <w:r>
-        <w:t xml:space="preserve">알렉세이: 감사합니다. 제 건 가져왔어요.</w:t>
-      </w:r>
-    </w:p>
-    <w:p>
-      <w:pPr>
-        <w:pStyle w:val="BodyText"/>
-      </w:pPr>
-      <w:r>
-        <w:t xml:space="preserve">볼코프: 그 습관 들었어요. 야로슬라블에서 온 드미트리. 바딤 사건은 모스크바가 다 알죠.</w:t>
-      </w:r>
-    </w:p>
-    <w:p>
-      <w:pPr>
-        <w:pStyle w:val="BodyText"/>
-      </w:pPr>
-      <w:r>
-        <w:t xml:space="preserve">알렉세이: 모스크바는 좁죠.</w:t>
-      </w:r>
-    </w:p>
-    <w:p>
-      <w:pPr>
-        <w:pStyle w:val="BodyText"/>
-      </w:pPr>
-      <w:r>
-        <w:t xml:space="preserve">볼코프: 모스크바는 넓어요. 좋은 이야기가 빠를 뿐이죠. 결절을 빨간색으로 — 대담했어요. 나라면 안 했을 거예요.</w:t>
-      </w:r>
-    </w:p>
-    <w:p>
-      <w:pPr>
-        <w:pStyle w:val="BodyText"/>
-      </w:pPr>
-      <w:r>
-        <w:t xml:space="preserve">알렉세이: 그래서 안 하셨죠. 세르게이…</w:t>
-      </w:r>
-    </w:p>
-    <w:p>
-      <w:pPr>
-        <w:pStyle w:val="BodyText"/>
-      </w:pPr>
-      <w:r>
-        <w:t xml:space="preserve">볼코프: 세르게이 파블로비치. 내가 열네 살 많아요. 본론으로 가죠. 그걸 좋아한다면서요.</w:t>
-      </w:r>
-    </w:p>
-    <w:p>
-      <w:pPr>
-        <w:pStyle w:val="BodyText"/>
-      </w:pPr>
-      <w:r>
-        <w:t xml:space="preserve">알렉세이: 가죠.</w:t>
-      </w:r>
-    </w:p>
-    <w:p>
-      <w:pPr>
-        <w:pStyle w:val="BodyText"/>
-      </w:pPr>
-      <w:r>
-        <w:t xml:space="preserve">볼코프: 좋은 제품을 가졌어요. 하지만 매니저 한 명에 포돌스크 창고 하나. 나는 — 1,200명에 40개 지역 창고. 유통을 나한테 넘겨요. 교육 센터는 당신들이 갖고요.</w:t>
-      </w:r>
-    </w:p>
-    <w:p>
-      <w:pPr>
-        <w:pStyle w:val="BodyText"/>
-      </w:pPr>
-      <w:r>
-        <w:t xml:space="preserve">알렉세이: 그럼 판매는 당신네 1,200명이 하나요?</w:t>
-      </w:r>
-    </w:p>
-    <w:p>
-      <w:pPr>
-        <w:pStyle w:val="BodyText"/>
-      </w:pPr>
-      <w:r>
-        <w:t xml:space="preserve">볼코프: 물론이죠. 전문가들이에요. 목표, 보너스, 동기 부여.</w:t>
-      </w:r>
-    </w:p>
-    <w:p>
-      <w:pPr>
-        <w:pStyle w:val="BodyText"/>
-      </w:pPr>
-      <w:r>
-        <w:t xml:space="preserve">알렉세이: 매출 퍼센트로요?</w:t>
-      </w:r>
-    </w:p>
-    <w:p>
-      <w:pPr>
-        <w:pStyle w:val="BodyText"/>
-      </w:pPr>
-      <w:r>
-        <w:t xml:space="preserve">볼코프: 당연하죠. 어디나 그렇듯.</w:t>
-      </w:r>
-    </w:p>
-    <w:p>
-      <w:pPr>
-        <w:pStyle w:val="BodyText"/>
-      </w:pPr>
-      <w:r>
-        <w:t xml:space="preserve">알렉세이: 그럼 안 돼요. 당신네 매니저들은 분기 마지막 주에 수료증 없는 의사에게 팔 거예요. 그 사람들이 나빠서가 아니라. 퍼센트가 그렇게 생겨 먹어서요. 우린 이미 계산해 봤어요. 그 계산에 아침 하나를 썼죠.</w:t>
-      </w:r>
-    </w:p>
-    <w:p>
-      <w:pPr>
-        <w:pStyle w:val="BodyText"/>
-      </w:pPr>
-      <w:r>
-        <w:t xml:space="preserve">볼코프: 수료증이 물량보다 중요하다고 생각해요?</w:t>
-      </w:r>
-    </w:p>
-    <w:p>
-      <w:pPr>
-        <w:pStyle w:val="BodyText"/>
-      </w:pPr>
-      <w:r>
-        <w:t xml:space="preserve">알렉세이: 빨간색 결절 하나가 벨벳 100제곱미터보다 중요하다고 생각해요.</w:t>
-      </w:r>
-    </w:p>
-    <w:p>
-      <w:pPr>
-        <w:pStyle w:val="BodyText"/>
-      </w:pPr>
-      <w:r>
-        <w:t xml:space="preserve">볼코프: 멋지네요. 젊은이, 당신은 정직을 팔아요. 좋은 상품이죠. 드물고. 하지만 정직에도 값이 있어요. 클리닉이 서른 곳이 아니라 3천 곳이 될 때 그게 얼마인지 보죠.</w:t>
-      </w:r>
-    </w:p>
-    <w:p>
-      <w:pPr>
-        <w:pStyle w:val="BodyText"/>
-      </w:pPr>
-      <w:r>
-        <w:t xml:space="preserve">올가: 세르게이 파블로비치, 안녕하세요. 미로노바예요. 만난 적 있죠. 12년 전, 바로 이 학회에서.</w:t>
-      </w:r>
-    </w:p>
-    <w:p>
-      <w:pPr>
-        <w:pStyle w:val="BodyText"/>
-      </w:pPr>
-      <w:r>
-        <w:t xml:space="preserve">볼코프: 올가 페트로브나! 기억나요. 그때 독일 회사에 계셨죠. 무슨 파트너십을 거절하셨고.</w:t>
-      </w:r>
-    </w:p>
-    <w:p>
-      <w:pPr>
-        <w:pStyle w:val="BodyText"/>
-      </w:pPr>
-      <w:r>
-        <w:t xml:space="preserve">올가: 거절했죠. 지금도 물으시면 거절할 거예요. 우린 작아요. 그게 좋아요.</w:t>
-      </w:r>
-    </w:p>
-    <w:p>
-      <w:pPr>
-        <w:pStyle w:val="BodyText"/>
-      </w:pPr>
-      <w:r>
-        <w:t xml:space="preserve">볼코프: 작은 회사는 작을 때만 그게 좋죠. 내 명함이에요. 2년 뒤에 나한테 전화할 거예요. 스스로.</w:t>
-      </w:r>
-    </w:p>
-    <w:p>
-      <w:pPr>
-        <w:pStyle w:val="BodyText"/>
-      </w:pPr>
-      <w:r>
-        <w:t xml:space="preserve">알렉세이: 그런 말 들은 적 있어요. 「1년 뒤에 나 생각날 거다」. 그 사람도 명함을 줬죠.</w:t>
-      </w:r>
-    </w:p>
-    <w:p>
-      <w:pPr>
-        <w:pStyle w:val="BodyText"/>
-      </w:pPr>
-      <w:r>
-        <w:t xml:space="preserve">볼코프: 누가요?</w:t>
-      </w:r>
-    </w:p>
-    <w:p>
-      <w:pPr>
-        <w:pStyle w:val="BodyText"/>
-      </w:pPr>
-      <w:r>
-        <w:t xml:space="preserve">알렉세이: 스타스. 회색 공급자. 그 사람 명함은 우리 일탈 일지에 있어요. 당신 건 다른 데 둘게요. 「고객」 탭. 3행. 「우리 고객 아님. 아직은」. 칭찬이에요.</w:t>
-      </w:r>
-    </w:p>
-    <w:p>
-      <w:pPr>
-        <w:pStyle w:val="BodyText"/>
-      </w:pPr>
-      <w:r>
-        <w:t xml:space="preserve">볼코프: 「아직은」. 좋은 단어네요. 마음에 들어요. 또 봅시다, 알렉세이 니콜라예비치. 2년 뒤에.</w:t>
+        <w:t xml:space="preserve">볼코프: 알렉세이 니콜라예비치? 세르게이 볼코프, 「세베르나야 파르마」입니다. 커피 드실래요? 우리 거, 공짜예요. 걱정 마세요, 리베이트 아니에요.</w:t>
+      </w:r>
+    </w:p>
+    <w:p>
+      <w:pPr>
+        <w:pStyle w:val="BodyText"/>
+      </w:pPr>
+      <w:r>
+        <w:t xml:space="preserve">알렉세이: 감사합니다만, 제 건 가져왔어요.</w:t>
+      </w:r>
+    </w:p>
+    <w:p>
+      <w:pPr>
+        <w:pStyle w:val="BodyText"/>
+      </w:pPr>
+      <w:r>
+        <w:t xml:space="preserve">볼코프: 그 습관 얘기 들었어요. 야로슬라블에서 온 드미트리, 바딤 사건은 모스크바가 다 알아요.</w:t>
+      </w:r>
+    </w:p>
+    <w:p>
+      <w:pPr>
+        <w:pStyle w:val="BodyText"/>
+      </w:pPr>
+      <w:r>
+        <w:t xml:space="preserve">알렉세이: 그럼 모스크바는 정말 좁네요, 우리끼리 늘 하는 말처럼요.</w:t>
+      </w:r>
+    </w:p>
+    <w:p>
+      <w:pPr>
+        <w:pStyle w:val="BodyText"/>
+      </w:pPr>
+      <w:r>
+        <w:t xml:space="preserve">볼코프: 모스크바는 넓어요. 좋은 이야기가 빠를 뿐이죠. 결절을 빨간색으로 — 대담하네요. 나라면 안 했을 거예요.</w:t>
+      </w:r>
+    </w:p>
+    <w:p>
+      <w:pPr>
+        <w:pStyle w:val="BodyText"/>
+      </w:pPr>
+      <w:r>
+        <w:t xml:space="preserve">알렉세이: 그러니까 안 하신 거겠죠. 세르게이…</w:t>
+      </w:r>
+    </w:p>
+    <w:p>
+      <w:pPr>
+        <w:pStyle w:val="BodyText"/>
+      </w:pPr>
+      <w:r>
+        <w:t xml:space="preserve">볼코프: 세르게이 파블로비치. 당신보다 열네 살 많아요. 본론으로 가죠, 그거 좋아하시잖아요.</w:t>
+      </w:r>
+    </w:p>
+    <w:p>
+      <w:pPr>
+        <w:pStyle w:val="BodyText"/>
+      </w:pPr>
+      <w:r>
+        <w:t xml:space="preserve">알렉세이: 그러죠, 저야 좋아요.</w:t>
+      </w:r>
+    </w:p>
+    <w:p>
+      <w:pPr>
+        <w:pStyle w:val="BodyText"/>
+      </w:pPr>
+      <w:r>
+        <w:t xml:space="preserve">볼코프: 제품은 좋아요. 하지만 매니저 한 명에 포돌스크 창고 하나죠. 나는 직원 1,200명에 40개 지역에 창고가 있어요. 유통을 나한테 넘기세요. 교육 센터는 당신이 갖고, 당신 젤이 모든 도시에 들어가게 해 줄게요.</w:t>
+      </w:r>
+    </w:p>
+    <w:p>
+      <w:pPr>
+        <w:pStyle w:val="BodyText"/>
+      </w:pPr>
+      <w:r>
+        <w:t xml:space="preserve">알렉세이: 그럼 판매는 그 1,200명이 하는 거예요?</w:t>
+      </w:r>
+    </w:p>
+    <w:p>
+      <w:pPr>
+        <w:pStyle w:val="BodyText"/>
+      </w:pPr>
+      <w:r>
+        <w:t xml:space="preserve">볼코프: 물론이죠. 프로들이에요: 목표, 보너스, 동기 부여.</w:t>
+      </w:r>
+    </w:p>
+    <w:p>
+      <w:pPr>
+        <w:pStyle w:val="BodyText"/>
+      </w:pPr>
+      <w:r>
+        <w:t xml:space="preserve">알렉세이: 보너스는 매출 비율이에요?</w:t>
+      </w:r>
+    </w:p>
+    <w:p>
+      <w:pPr>
+        <w:pStyle w:val="BodyText"/>
+      </w:pPr>
+      <w:r>
+        <w:t xml:space="preserve">볼코프: 당연하죠, 어디나 그렇듯이.</w:t>
+      </w:r>
+    </w:p>
+    <w:p>
+      <w:pPr>
+        <w:pStyle w:val="BodyText"/>
+      </w:pPr>
+      <w:r>
+        <w:t xml:space="preserve">알렉세이: 그럼 안 됩니다. 당신 매니저들은 분기 마지막 주에 수료증 없는 의사에게 팔 거예요. 나빠서가 아니라 비율이 그렇게 생겨 먹어서요. 우린 이미 계산해 봤고, 우리 회사에선 그게 아침 한나절이 걸렸어요.</w:t>
+      </w:r>
+    </w:p>
+    <w:p>
+      <w:pPr>
+        <w:pStyle w:val="BodyText"/>
+      </w:pPr>
+      <w:r>
+        <w:t xml:space="preserve">볼코프: 정말 수료증이 물량보다 중요하다고 생각해요?</w:t>
+      </w:r>
+    </w:p>
+    <w:p>
+      <w:pPr>
+        <w:pStyle w:val="BodyText"/>
+      </w:pPr>
+      <w:r>
+        <w:t xml:space="preserve">알렉세이: 빨간 결절 하나가 벨벳 100제곱미터보다 중요하다고 생각해요.</w:t>
+      </w:r>
+    </w:p>
+    <w:p>
+      <w:pPr>
+        <w:pStyle w:val="BodyText"/>
+      </w:pPr>
+      <w:r>
+        <w:t xml:space="preserve">볼코프: 멋지네요. 젊은이, 당신은 정직을 팔고 있어요. 좋은, 그리고 드문 상품이죠. 하지만 정직에도 가격이 있어요. 클리닉이 서른 곳이 아니라 3천 곳이 됐을 때 그게 얼마인지 두고 보죠.</w:t>
+      </w:r>
+    </w:p>
+    <w:p>
+      <w:pPr>
+        <w:pStyle w:val="BodyText"/>
+      </w:pPr>
+      <w:r>
+        <w:t xml:space="preserve">올가: 세르게이 파블로비치, 안녕하세요, 미로노바예요. 12년 전 바로 이 학회에서 만났었죠.</w:t>
+      </w:r>
+    </w:p>
+    <w:p>
+      <w:pPr>
+        <w:pStyle w:val="BodyText"/>
+      </w:pPr>
+      <w:r>
+        <w:t xml:space="preserve">볼코프: 올가 페트로브나! 기억나요. 그때 독일 회사에 계셨고, 무슨 파트너십을 거절하셨죠.</w:t>
+      </w:r>
+    </w:p>
+    <w:p>
+      <w:pPr>
+        <w:pStyle w:val="BodyText"/>
+      </w:pPr>
+      <w:r>
+        <w:t xml:space="preserve">올가: 거절했죠. 지금도 물으시면 거절할 거예요. 우린 작고, 그게 마음에 들어요.</w:t>
+      </w:r>
+    </w:p>
+    <w:p>
+      <w:pPr>
+        <w:pStyle w:val="BodyText"/>
+      </w:pPr>
+      <w:r>
+        <w:t xml:space="preserve">볼코프: 작은 회사는 작을 때만 그게 마음에 들죠. 여기 내 명함이요. 2년 뒤에 나한테 전화할 거예요, 스스로.</w:t>
+      </w:r>
+    </w:p>
+    <w:p>
+      <w:pPr>
+        <w:pStyle w:val="BodyText"/>
+      </w:pPr>
+      <w:r>
+        <w:t xml:space="preserve">알렉세이: 그런 말 이미 들어 봤어요: 「1년 뒤면 날 떠올릴 거다」. 그때도 명함을 줬죠.</w:t>
+      </w:r>
+    </w:p>
+    <w:p>
+      <w:pPr>
+        <w:pStyle w:val="BodyText"/>
+      </w:pPr>
+      <w:r>
+        <w:t xml:space="preserve">볼코프: 흥미롭네요, 그게 누구였죠?</w:t>
+      </w:r>
+    </w:p>
+    <w:p>
+      <w:pPr>
+        <w:pStyle w:val="BodyText"/>
+      </w:pPr>
+      <w:r>
+        <w:t xml:space="preserve">알렉세이: 스타스, 회색 공급자요. 그 명함은 우리 이탈 기록부에 있어요. 당신 건 다른 곳에 둘게요. 「고객」, 3행: 「우리 고객 아님. 아직은」. 칭찬이에요, 세르게이 파블로비치. 스타스는 완전히 다른 곳에 적혀 있거든요.</w:t>
+      </w:r>
+    </w:p>
+    <w:p>
+      <w:pPr>
+        <w:pStyle w:val="BodyText"/>
+      </w:pPr>
+      <w:r>
+        <w:t xml:space="preserve">볼코프: 「아직은」. 좋은 단어네요, 마음에 들어요. 또 봐요, 알렉세이 니콜라예비치. 2년 뒤에요.</w:t>
       </w:r>
     </w:p>
     <w:bookmarkEnd w:id="36"/>
@@ -4095,119 +4095,119 @@
         <w:pStyle w:val="FirstParagraph"/>
       </w:pPr>
       <w:r>
-        <w:t xml:space="preserve">디마: 학회 결산. 의사 34명이 교육에 등록했어요. 발표 뒤에. 두 시간 만에.</w:t>
-      </w:r>
-    </w:p>
-    <w:p>
-      <w:pPr>
-        <w:pStyle w:val="BodyText"/>
-      </w:pPr>
-      <w:r>
-        <w:t xml:space="preserve">이리나: 34명. 6명씩 그룹. 그룹 여섯 개예요. 대기 명단은 — 9월까지.</w:t>
-      </w:r>
-    </w:p>
-    <w:p>
-      <w:pPr>
-        <w:pStyle w:val="BodyText"/>
-      </w:pPr>
-      <w:r>
-        <w:t xml:space="preserve">알리나: 제가 두 번째 그룹을 동시에 맡을 수 있어요. 엘레나 빅토로브나가 허락하시면.</w:t>
-      </w:r>
-    </w:p>
-    <w:p>
-      <w:pPr>
-        <w:pStyle w:val="BodyText"/>
-      </w:pPr>
-      <w:r>
-        <w:t xml:space="preserve">올가: 허락하실 거예요. 오늘 객석 질문에 답했잖아요. 목소리는 떨렸지만, 말은 안 떨렸어요.</w:t>
-      </w:r>
-    </w:p>
-    <w:p>
-      <w:pPr>
-        <w:pStyle w:val="BodyText"/>
-      </w:pPr>
-      <w:r>
-        <w:t xml:space="preserve">알리나: 계약서를 보여 줬어요. 말하는 것보다 쉬웠어요.</w:t>
-      </w:r>
-    </w:p>
-    <w:p>
-      <w:pPr>
-        <w:pStyle w:val="BodyText"/>
-      </w:pPr>
-      <w:r>
-        <w:t xml:space="preserve">알렉세이: 전화네요. 코르닐로바. 네, 엘레나 빅토로브나.</w:t>
-      </w:r>
-    </w:p>
-    <w:p>
-      <w:pPr>
-        <w:pStyle w:val="BodyText"/>
-      </w:pPr>
-      <w:r>
-        <w:t xml:space="preserve">코르닐로바: 알렉세이, 소식 하나. 나자로바가 복도에서 날 붙잡았어요. 한마디 했어요.</w:t>
-      </w:r>
-    </w:p>
-    <w:p>
-      <w:pPr>
-        <w:pStyle w:val="BodyText"/>
-      </w:pPr>
-      <w:r>
-        <w:t xml:space="preserve">알렉세이: 뭐라고요?</w:t>
-      </w:r>
-    </w:p>
-    <w:p>
-      <w:pPr>
-        <w:pStyle w:val="BodyText"/>
-      </w:pPr>
-      <w:r>
-        <w:t xml:space="preserve">코르닐로바: 「9번 슬라이드 — 맞아요. 소실 두 명도 — 맞고요」. 그리고 갔어요. 늘 그렇듯.</w:t>
-      </w:r>
-    </w:p>
-    <w:p>
-      <w:pPr>
-        <w:pStyle w:val="BodyText"/>
-      </w:pPr>
-      <w:r>
-        <w:t xml:space="preserve">올가: 나자로바한테서 그건 칭찬이 아니에요. 훈장이에요. 두 번째.</w:t>
-      </w:r>
-    </w:p>
-    <w:p>
-      <w:pPr>
-        <w:pStyle w:val="BodyText"/>
-      </w:pPr>
-      <w:r>
-        <w:t xml:space="preserve">알렉세이: 엘레나 빅토로브나, 볼코프는요?</w:t>
-      </w:r>
-    </w:p>
-    <w:p>
-      <w:pPr>
-        <w:pStyle w:val="BodyText"/>
-      </w:pPr>
-      <w:r>
-        <w:t xml:space="preserve">코르닐로바: 당신 다음에 나한테 왔어요. 자기네 새 젤의 얼굴이 돼 달래요. 이러더군요: 「정직을 좋아하시니 — 정직한 얼굴이 되어 주세요」. 20년 동안 그런 제안은 처음이에요.</w:t>
-      </w:r>
-    </w:p>
-    <w:p>
-      <w:pPr>
-        <w:pStyle w:val="BodyText"/>
-      </w:pPr>
-      <w:r>
-        <w:t xml:space="preserve">알렉세이: 그래서요?</w:t>
-      </w:r>
-    </w:p>
-    <w:p>
-      <w:pPr>
-        <w:pStyle w:val="BodyText"/>
-      </w:pPr>
-      <w:r>
-        <w:t xml:space="preserve">코르닐로바: 나한텐 이미 얼굴이 있다고 했어요. 내 얼굴. 그리고 그건 안 팔린다고. 정직하게도.</w:t>
-      </w:r>
-    </w:p>
-    <w:p>
-      <w:pPr>
-        <w:pStyle w:val="BodyText"/>
-      </w:pPr>
-      <w:r>
-        <w:t xml:space="preserve">알렉세이: 오늘 우리 스탠드는 — 발표와 9번 슬라이드. 벨벳 0제곱미터. 그리고 우릴 눈치챈 볼코프. 올가 페트로브나, 그러셨죠: 눈치채면 — 재밌어질 거라고. 재밌어졌어요. 본론으로 갑시다.</w:t>
+        <w:t xml:space="preserve">디마: 학회 결산이요: 발표 후 의사 34명이 과정에 등록했어요, 겨우 두 시간 만에요.</w:t>
+      </w:r>
+    </w:p>
+    <w:p>
+      <w:pPr>
+        <w:pStyle w:val="BodyText"/>
+      </w:pPr>
+      <w:r>
+        <w:t xml:space="preserve">이리나: 6명씩이면 34명은 여섯 그룹이에요. 대기 명단이 9월까지 이어지겠네요.</w:t>
+      </w:r>
+    </w:p>
+    <w:p>
+      <w:pPr>
+        <w:pStyle w:val="BodyText"/>
+      </w:pPr>
+      <w:r>
+        <w:t xml:space="preserve">알리나: 엘레나 빅토로브나가 허락하시면 두 번째 그룹을 동시에 진행할 수 있어요.</w:t>
+      </w:r>
+    </w:p>
+    <w:p>
+      <w:pPr>
+        <w:pStyle w:val="BodyText"/>
+      </w:pPr>
+      <w:r>
+        <w:t xml:space="preserve">올가: 허락하실 거예요. 오늘 홀에서 나온 질문에 답했잖아요. 목소리는 떨렸지만 말은 안 떨렸어요.</w:t>
+      </w:r>
+    </w:p>
+    <w:p>
+      <w:pPr>
+        <w:pStyle w:val="BodyText"/>
+      </w:pPr>
+      <w:r>
+        <w:t xml:space="preserve">알리나: 그냥 계약서를 보여 줬을 뿐이에요. 말하는 것보다 쉬웠어요.</w:t>
+      </w:r>
+    </w:p>
+    <w:p>
+      <w:pPr>
+        <w:pStyle w:val="BodyText"/>
+      </w:pPr>
+      <w:r>
+        <w:t xml:space="preserve">알렉세이: 아, 코르닐로바 전화네요. 네, 엘레나 빅토로브나.</w:t>
+      </w:r>
+    </w:p>
+    <w:p>
+      <w:pPr>
+        <w:pStyle w:val="BodyText"/>
+      </w:pPr>
+      <w:r>
+        <w:t xml:space="preserve">코르닐로바: 알렉세이, 소식 하나 있어요. 나자로바가 복도에서 날 붙잡고 한 문장을 말했어요.</w:t>
+      </w:r>
+    </w:p>
+    <w:p>
+      <w:pPr>
+        <w:pStyle w:val="BodyText"/>
+      </w:pPr>
+      <w:r>
+        <w:t xml:space="preserve">알렉세이: 뭐라고요? 애태우지 마세요.</w:t>
+      </w:r>
+    </w:p>
+    <w:p>
+      <w:pPr>
+        <w:pStyle w:val="BodyText"/>
+      </w:pPr>
+      <w:r>
+        <w:t xml:space="preserve">코르닐로바: 「9번 슬라이드 — 옳았어요. 탈락 두 명도요」. 그리고 갔어요, 늘 그렇듯이.</w:t>
+      </w:r>
+    </w:p>
+    <w:p>
+      <w:pPr>
+        <w:pStyle w:val="BodyText"/>
+      </w:pPr>
+      <w:r>
+        <w:t xml:space="preserve">올가: 나자로바한테서 나온 그 말은 칭찬이 아니라 훈장이에요. 그것도 벌써 두 번째요.</w:t>
+      </w:r>
+    </w:p>
+    <w:p>
+      <w:pPr>
+        <w:pStyle w:val="BodyText"/>
+      </w:pPr>
+      <w:r>
+        <w:t xml:space="preserve">알렉세이: 엘레나 빅토로브나, 볼코프는 어땠어요?</w:t>
+      </w:r>
+    </w:p>
+    <w:p>
+      <w:pPr>
+        <w:pStyle w:val="BodyText"/>
+      </w:pPr>
+      <w:r>
+        <w:t xml:space="preserve">코르닐로바: 당신 다음에 나한테 와서 새 젤의 얼굴이 돼 달라더군요. 「정직을 좋아하시니 — 정직한 얼굴이 되세요」래요. 20년 동안 그런 제안은 처음이라 솔직히 당황했어요.</w:t>
+      </w:r>
+    </w:p>
+    <w:p>
+      <w:pPr>
+        <w:pStyle w:val="BodyText"/>
+      </w:pPr>
+      <w:r>
+        <w:t xml:space="preserve">알렉세이: 그래서 뭐라고 답하셨어요?</w:t>
+      </w:r>
+    </w:p>
+    <w:p>
+      <w:pPr>
+        <w:pStyle w:val="BodyText"/>
+      </w:pPr>
+      <w:r>
+        <w:t xml:space="preserve">코르닐로바: 나한텐 이미 얼굴이 있다고 했어요, 내 얼굴이요. 그리고 그건 팔지 않는다고요. 정직하게도요.</w:t>
+      </w:r>
+    </w:p>
+    <w:p>
+      <w:pPr>
+        <w:pStyle w:val="BodyText"/>
+      </w:pPr>
+      <w:r>
+        <w:t xml:space="preserve">알렉세이: 오늘 우리 부스는 발표와 9번 슬라이드, 벨벳은 0제곱미터. 그리고 우리를 알아본 볼코프. 올가 페트로브나, 알아보면 더 재밌어질 거라고 하셨죠. 정말 더 재밌어졌네요. 본론으로 갑시다.</w:t>
       </w:r>
     </w:p>
     <w:bookmarkEnd w:id="37"/>
